--- a/docs/docx/00_README.docx
+++ b/docs/docx/00_README.docx
@@ -22,7 +22,7 @@
         <w:t xml:space="preserve"> </w:t>
       </w:r>
       <w:r>
-        <w:t xml:space="preserve">문서 v6.4 · 2026년 7월</w:t>
+        <w:t xml:space="preserve">문서 v6.7 · 2026년 7월</w:t>
       </w:r>
     </w:p>
     <w:p>
@@ -217,7 +217,7 @@
                 <w:b/>
                 <w:bCs/>
               </w:rPr>
-              <w:t xml:space="preserve">A. 몸(부상 예방·대응) / B. 잠자리(예약 판단)</w:t>
+              <w:t xml:space="preserve">A. 몸(부상) / B. 잠자리(예약) / C. 길(경로) / D. 다음(완주 후 여정) / E. 가족(원격 안심) / F. 동행(매칭)</w:t>
             </w:r>
           </w:p>
         </w:tc>
@@ -255,7 +255,7 @@
               <w:t xml:space="preserve"> </w:t>
             </w:r>
             <w:r>
-              <w:t xml:space="preserve">예약 인프라와 패키지가 좋아져도</w:t>
+              <w:t xml:space="preserve">C·D·E를 더해도 우선순위는 안 바뀐다 — 예약 인프라와 패키지가 좋아져도</w:t>
             </w:r>
             <w:r>
               <w:t xml:space="preserve"> </w:t>
@@ -521,7 +521,23 @@
               <w:pStyle w:val="Compact"/>
             </w:pPr>
             <w:r>
-              <w:t xml:space="preserve">보험·장비(A축) + 숙소·짐배송(B축) +</w:t>
+              <w:t xml:space="preserve">보험·장비(A축) + 숙소·짐배송(B축) + 위기 개입 제휴(사고 시에만) + 다음 여정 연계(D축) +</w:t>
+            </w:r>
+            <w:r>
+              <w:t xml:space="preserve"> </w:t>
+            </w:r>
+            <w:r>
+              <w:rPr>
+                <w:b/>
+                <w:bCs/>
+              </w:rPr>
+              <w:t xml:space="preserve">가족 안심 세트(E축)</w:t>
+            </w:r>
+            <w:r>
+              <w:t xml:space="preserve"> </w:t>
+            </w:r>
+            <w:r>
+              <w:t xml:space="preserve">+</w:t>
             </w:r>
             <w:r>
               <w:t xml:space="preserve"> </w:t>
@@ -532,12 +548,6 @@
                 <w:bCs/>
               </w:rPr>
               <w:t xml:space="preserve">반패키지</w:t>
-            </w:r>
-            <w:r>
-              <w:t xml:space="preserve"> </w:t>
-            </w:r>
-            <w:r>
-              <w:t xml:space="preserve">+ 위기 개입 제휴(사고 시에만, 무료 도움처럼 느껴지는 매출)</w:t>
             </w:r>
           </w:p>
         </w:tc>
@@ -706,13 +716,21 @@
         <w:t xml:space="preserve">2. 사업 모델</w:t>
       </w:r>
     </w:p>
-    <w:bookmarkStart w:id="12" w:name="두-축"/>
+    <w:bookmarkStart w:id="12" w:name="여섯-축"/>
     <w:p>
       <w:pPr>
         <w:pStyle w:val="Heading3"/>
       </w:pPr>
       <w:r>
-        <w:t xml:space="preserve">2.1 두 축</w:t>
+        <w:t xml:space="preserve">2.1 여섯 축</w:t>
+      </w:r>
+    </w:p>
+    <w:p>
+      <w:pPr>
+        <w:pStyle w:val="FirstParagraph"/>
+      </w:pPr>
+      <w:r>
+        <w:t xml:space="preserve">2026-07 이전에는 A·B 두 축만 있었다. C·D·E·F 넷을 더했다 — 대부분 기존 문서 어딘가에 이미 씨앗이 있던 것을 축으로 승격한 것이다.</w:t>
       </w:r>
     </w:p>
     <w:tbl>
@@ -881,7 +899,333 @@
           </w:p>
         </w:tc>
       </w:tr>
+      <w:tr>
+        <w:tc>
+          <w:tcPr/>
+          <w:p>
+            <w:pPr>
+              <w:pStyle w:val="Compact"/>
+            </w:pPr>
+            <w:r>
+              <w:rPr>
+                <w:b/>
+                <w:bCs/>
+              </w:rPr>
+              <w:t xml:space="preserve">C. 길</w:t>
+            </w:r>
+          </w:p>
+        </w:tc>
+        <w:tc>
+          <w:tcPr/>
+          <w:p>
+            <w:pPr>
+              <w:pStyle w:val="Compact"/>
+            </w:pPr>
+            <w:r>
+              <w:t xml:space="preserve">어느 경로가 나한테 맞는지 모른다 (갈림길 11곳 + 애초에 어느 순례길을 걸을지)</w:t>
+            </w:r>
+          </w:p>
+        </w:tc>
+        <w:tc>
+          <w:tcPr/>
+          <w:p>
+            <w:pPr>
+              <w:pStyle w:val="Compact"/>
+            </w:pPr>
+            <w:r>
+              <w:t xml:space="preserve">체력·날씨·관심사 기준의 경로 판단 + 오프라인 내비게이션</w:t>
+            </w:r>
+          </w:p>
+        </w:tc>
+        <w:tc>
+          <w:tcPr/>
+          <w:p>
+            <w:pPr>
+              <w:pStyle w:val="Compact"/>
+            </w:pPr>
+            <w:r>
+              <w:rPr>
+                <w:b/>
+                <w:bCs/>
+              </w:rPr>
+              <w:t xml:space="preserve">아니다. 오히려 정해진 루트만 강요한다</w:t>
+            </w:r>
+            <w:r>
+              <w:t xml:space="preserve"> </w:t>
+            </w:r>
+            <w:r>
+              <w:t xml:space="preserve">— 패키지 대비 가장 확실한 차별점</w:t>
+            </w:r>
+          </w:p>
+        </w:tc>
+      </w:tr>
+      <w:tr>
+        <w:tc>
+          <w:tcPr/>
+          <w:p>
+            <w:pPr>
+              <w:pStyle w:val="Compact"/>
+            </w:pPr>
+            <w:r>
+              <w:rPr>
+                <w:b/>
+                <w:bCs/>
+              </w:rPr>
+              <w:t xml:space="preserve">D. 다음</w:t>
+            </w:r>
+          </w:p>
+        </w:tc>
+        <w:tc>
+          <w:tcPr/>
+          <w:p>
+            <w:pPr>
+              <w:pStyle w:val="Compact"/>
+            </w:pPr>
+            <w:r>
+              <w:t xml:space="preserve">완주하고 나면 다음이 없다</w:t>
+            </w:r>
+          </w:p>
+        </w:tc>
+        <w:tc>
+          <w:tcPr/>
+          <w:p>
+            <w:pPr>
+              <w:pStyle w:val="Compact"/>
+            </w:pPr>
+            <w:r>
+              <w:t xml:space="preserve">다음 순례길로 이어주는 판단과 자격 안내</w:t>
+            </w:r>
+          </w:p>
+        </w:tc>
+        <w:tc>
+          <w:tcPr/>
+          <w:p>
+            <w:pPr>
+              <w:pStyle w:val="Compact"/>
+            </w:pPr>
+            <w:r>
+              <w:t xml:space="preserve">아니다. 패키지는 이번 여정에서 끝난다</w:t>
+            </w:r>
+          </w:p>
+        </w:tc>
+      </w:tr>
+      <w:tr>
+        <w:tc>
+          <w:tcPr/>
+          <w:p>
+            <w:pPr>
+              <w:pStyle w:val="Compact"/>
+            </w:pPr>
+            <w:r>
+              <w:rPr>
+                <w:b/>
+                <w:bCs/>
+              </w:rPr>
+              <w:t xml:space="preserve">E. 가족</w:t>
+            </w:r>
+          </w:p>
+        </w:tc>
+        <w:tc>
+          <w:tcPr/>
+          <w:p>
+            <w:pPr>
+              <w:pStyle w:val="Compact"/>
+            </w:pPr>
+            <w:r>
+              <w:t xml:space="preserve">집에 있는 가족이 순례자 상태를 모른다</w:t>
+            </w:r>
+          </w:p>
+        </w:tc>
+        <w:tc>
+          <w:tcPr/>
+          <w:p>
+            <w:pPr>
+              <w:pStyle w:val="Compact"/>
+            </w:pPr>
+            <w:r>
+              <w:t xml:space="preserve">가족에게 파는 원격 안심</w:t>
+            </w:r>
+          </w:p>
+        </w:tc>
+        <w:tc>
+          <w:tcPr/>
+          <w:p>
+            <w:pPr>
+              <w:pStyle w:val="Compact"/>
+            </w:pPr>
+            <w:r>
+              <w:t xml:space="preserve">아니다. 패키지도 실시간 상태 공유는 안 준다</w:t>
+            </w:r>
+          </w:p>
+        </w:tc>
+      </w:tr>
+      <w:tr>
+        <w:tc>
+          <w:tcPr/>
+          <w:p>
+            <w:pPr>
+              <w:pStyle w:val="Compact"/>
+            </w:pPr>
+            <w:r>
+              <w:rPr>
+                <w:b/>
+                <w:bCs/>
+              </w:rPr>
+              <w:t xml:space="preserve">F. 동행</w:t>
+            </w:r>
+          </w:p>
+        </w:tc>
+        <w:tc>
+          <w:tcPr/>
+          <w:p>
+            <w:pPr>
+              <w:pStyle w:val="Compact"/>
+            </w:pPr>
+            <w:r>
+              <w:t xml:space="preserve">혼자 걷기가 막막하다</w:t>
+            </w:r>
+          </w:p>
+        </w:tc>
+        <w:tc>
+          <w:tcPr/>
+          <w:p>
+            <w:pPr>
+              <w:pStyle w:val="Compact"/>
+            </w:pPr>
+            <w:r>
+              <w:t xml:space="preserve">안전한 동행 매칭 + 실시간 정보 공유</w:t>
+            </w:r>
+          </w:p>
+        </w:tc>
+        <w:tc>
+          <w:tcPr/>
+          <w:p>
+            <w:pPr>
+              <w:pStyle w:val="Compact"/>
+            </w:pPr>
+            <w:r>
+              <w:rPr>
+                <w:b/>
+                <w:bCs/>
+              </w:rPr>
+              <w:t xml:space="preserve">부분적으로.</w:t>
+            </w:r>
+            <w:r>
+              <w:t xml:space="preserve"> </w:t>
+            </w:r>
+            <w:r>
+              <w:t xml:space="preserve">패키지의</w:t>
+            </w:r>
+            <w:r>
+              <w:t xml:space="preserve"> </w:t>
+            </w:r>
+            <w:r>
+              <w:t xml:space="preserve">“인솔자 동행”</w:t>
+            </w:r>
+            <w:r>
+              <w:t xml:space="preserve">은 강제 배정 그룹이고, 우리는 선택적 매칭이다</w:t>
+            </w:r>
+          </w:p>
+        </w:tc>
+      </w:tr>
     </w:tbl>
+    <w:p>
+      <w:pPr>
+        <w:pStyle w:val="BodyText"/>
+      </w:pPr>
+      <w:r>
+        <w:rPr>
+          <w:b/>
+          <w:bCs/>
+        </w:rPr>
+        <w:t xml:space="preserve">⚠️ C축은 대부분 무료로 유지한다.</w:t>
+      </w:r>
+      <w:r>
+        <w:t xml:space="preserve"> </w:t>
+      </w:r>
+      <w:r>
+        <w:t xml:space="preserve">갈림길 추천(F-19)과 오프라인 내비게이션(F-11)은 규칙 8(핵심 기능 무료)에 해당하는 핵심 기능이라 여기서 직접 돈을 받지 않는다 — 대신 패키지 대비 차별점을 만들어 B·D축 전환에 기여한다. D축과 E축의 수익화는 02 문서 1부 5장, 각 축 개입 시점은 5.9~5.12절.</w:t>
+      </w:r>
+    </w:p>
+    <w:p>
+      <w:pPr>
+        <w:pStyle w:val="BodyText"/>
+      </w:pPr>
+      <w:r>
+        <w:rPr>
+          <w:b/>
+          <w:bCs/>
+        </w:rPr>
+        <w:t xml:space="preserve">⚠️ F축은 한 번</w:t>
+      </w:r>
+      <w:r>
+        <w:rPr>
+          <w:b/>
+          <w:bCs/>
+        </w:rPr>
+        <w:t xml:space="preserve"> </w:t>
+      </w:r>
+      <w:r>
+        <w:rPr>
+          <w:b/>
+          <w:bCs/>
+        </w:rPr>
+        <w:t xml:space="preserve">“불가/제외”</w:t>
+      </w:r>
+      <w:r>
+        <w:rPr>
+          <w:b/>
+          <w:bCs/>
+        </w:rPr>
+        <w:t xml:space="preserve">로 결론 냈다가 뒤집은 축이다.</w:t>
+      </w:r>
+      <w:r>
+        <w:t xml:space="preserve"> </w:t>
+      </w:r>
+      <w:r>
+        <w:t xml:space="preserve">02 문서 1부 1.2절은 원래</w:t>
+      </w:r>
+      <w:r>
+        <w:t xml:space="preserve"> </w:t>
+      </w:r>
+      <w:r>
+        <w:t xml:space="preserve">“동행자(외롭지 않음): 불가”</w:t>
+      </w:r>
+      <w:r>
+        <w:t xml:space="preserve">라고 못 박았고, 03 문서는</w:t>
+      </w:r>
+      <w:r>
+        <w:t xml:space="preserve"> </w:t>
+      </w:r>
+      <w:r>
+        <w:t xml:space="preserve">“SNS 피드형 커뮤니티”</w:t>
+      </w:r>
+      <w:r>
+        <w:t xml:space="preserve">·</w:t>
+      </w:r>
+      <w:r>
+        <w:t xml:space="preserve">“실시간 위치 공유”</w:t>
+      </w:r>
+      <w:r>
+        <w:t xml:space="preserve">를 Won’t 목록(W2·W3)에 올려뒀었다. 지금은 경쟁하기로 했지만</w:t>
+      </w:r>
+      <w:r>
+        <w:t xml:space="preserve"> </w:t>
+      </w:r>
+      <w:r>
+        <w:rPr>
+          <w:b/>
+          <w:bCs/>
+        </w:rPr>
+        <w:t xml:space="preserve">원래 우려는 범위를 좁혀서 살려둔다</w:t>
+      </w:r>
+      <w:r>
+        <w:t xml:space="preserve"> </w:t>
+      </w:r>
+      <w:r>
+        <w:t xml:space="preserve">— 전체공개 피드가 아니라 opt-in 매칭, 상시 위치추적이 아니라 마을 도착 시 체크인 신호. 상세는 02 문서 5.12절·03 문서 F-28.</w:t>
+      </w:r>
+    </w:p>
     <w:bookmarkEnd w:id="12"/>
     <w:bookmarkStart w:id="13" w:name="예약을-해도-안-해도-부상으로-간다"/>
     <w:p>
@@ -1189,7 +1533,7 @@
           <w:b/>
           <w:bCs/>
         </w:rPr>
-        <w:t xml:space="preserve">킬러 기능: 가족 안심 세트</w:t>
+        <w:t xml:space="preserve">킬러 기능: 가족 안심 세트 (E축)</w:t>
       </w:r>
       <w:r>
         <w:t xml:space="preserve"> </w:t>
@@ -1215,6 +1559,19 @@
       </w:r>
       <w:r>
         <w:t xml:space="preserve">이 된다.</w:t>
+      </w:r>
+      <w:r>
+        <w:t xml:space="preserve"> </w:t>
+      </w:r>
+      <w:r>
+        <w:rPr>
+          <w:b/>
+          <w:bCs/>
+        </w:rPr>
+        <w:t xml:space="preserve">결제 주체가 순례자 본인이 아니라 가족</w:t>
+      </w:r>
+      <w:r>
+        <w:t xml:space="preserve">이라 규칙 8(핵심 기능 무료)과 충돌하지 않는다 — 순례자에게는 여전히 전부 무료다.</w:t>
       </w:r>
     </w:p>
     <w:bookmarkEnd w:id="14"/>
@@ -1230,7 +1587,8 @@
     <w:tbl>
       <w:tblPr>
         <w:tblStyle w:val="Table"/>
-        <w:tblW w:type="auto" w:w="0"/>
+        <w:tblW w:type="pct" w:w="5000"/>
+        <w:tblLayout w:type="fixed"/>
         <w:tblLook w:firstRow="1" w:lastRow="0" w:firstColumn="0" w:lastColumn="0" w:noHBand="0" w:noVBand="0" w:val="0020"/>
       </w:tblPr>
       <w:tblGrid>
@@ -1358,6 +1716,178 @@
             </w:pPr>
             <w:r>
               <w:t xml:space="preserve">보험, 신발·장비, 짐배송</w:t>
+            </w:r>
+          </w:p>
+        </w:tc>
+      </w:tr>
+      <w:tr>
+        <w:tc>
+          <w:tcPr/>
+          <w:p>
+            <w:pPr>
+              <w:pStyle w:val="Compact"/>
+            </w:pPr>
+            <w:r>
+              <w:rPr>
+                <w:b/>
+                <w:bCs/>
+              </w:rPr>
+              <w:t xml:space="preserve">C. 길</w:t>
+            </w:r>
+          </w:p>
+        </w:tc>
+        <w:tc>
+          <w:tcPr/>
+          <w:p>
+            <w:pPr>
+              <w:pStyle w:val="Compact"/>
+            </w:pPr>
+            <w:r>
+              <w:rPr>
+                <w:b/>
+                <w:bCs/>
+              </w:rPr>
+              <w:t xml:space="preserve">차별화를 만든다</w:t>
+            </w:r>
+          </w:p>
+        </w:tc>
+        <w:tc>
+          <w:tcPr/>
+          <w:p>
+            <w:pPr>
+              <w:pStyle w:val="Compact"/>
+            </w:pPr>
+            <w:r>
+              <w:t xml:space="preserve">갈림길 판단·내비게이션, 전부 무료</w:t>
+            </w:r>
+          </w:p>
+        </w:tc>
+      </w:tr>
+      <w:tr>
+        <w:tc>
+          <w:tcPr/>
+          <w:p>
+            <w:pPr>
+              <w:pStyle w:val="Compact"/>
+            </w:pPr>
+            <w:r>
+              <w:rPr>
+                <w:b/>
+                <w:bCs/>
+              </w:rPr>
+              <w:t xml:space="preserve">D. 다음</w:t>
+            </w:r>
+          </w:p>
+        </w:tc>
+        <w:tc>
+          <w:tcPr/>
+          <w:p>
+            <w:pPr>
+              <w:pStyle w:val="Compact"/>
+            </w:pPr>
+            <w:r>
+              <w:rPr>
+                <w:b/>
+                <w:bCs/>
+              </w:rPr>
+              <w:t xml:space="preserve">재방문·확장을 만든다</w:t>
+            </w:r>
+          </w:p>
+        </w:tc>
+        <w:tc>
+          <w:tcPr/>
+          <w:p>
+            <w:pPr>
+              <w:pStyle w:val="Compact"/>
+            </w:pPr>
+            <w:r>
+              <w:t xml:space="preserve">완주 직후 다음 순례길 연결</w:t>
+            </w:r>
+          </w:p>
+        </w:tc>
+      </w:tr>
+      <w:tr>
+        <w:tc>
+          <w:tcPr/>
+          <w:p>
+            <w:pPr>
+              <w:pStyle w:val="Compact"/>
+            </w:pPr>
+            <w:r>
+              <w:rPr>
+                <w:b/>
+                <w:bCs/>
+              </w:rPr>
+              <w:t xml:space="preserve">E. 가족</w:t>
+            </w:r>
+          </w:p>
+        </w:tc>
+        <w:tc>
+          <w:tcPr/>
+          <w:p>
+            <w:pPr>
+              <w:pStyle w:val="Compact"/>
+            </w:pPr>
+            <w:r>
+              <w:rPr>
+                <w:b/>
+                <w:bCs/>
+              </w:rPr>
+              <w:t xml:space="preserve">새 고객군에서 수익을 만든다</w:t>
+            </w:r>
+          </w:p>
+        </w:tc>
+        <w:tc>
+          <w:tcPr/>
+          <w:p>
+            <w:pPr>
+              <w:pStyle w:val="Compact"/>
+            </w:pPr>
+            <w:r>
+              <w:t xml:space="preserve">가족 안심 세트 (결제자 = 가족)</w:t>
+            </w:r>
+          </w:p>
+        </w:tc>
+      </w:tr>
+      <w:tr>
+        <w:tc>
+          <w:tcPr/>
+          <w:p>
+            <w:pPr>
+              <w:pStyle w:val="Compact"/>
+            </w:pPr>
+            <w:r>
+              <w:rPr>
+                <w:b/>
+                <w:bCs/>
+              </w:rPr>
+              <w:t xml:space="preserve">F. 동행</w:t>
+            </w:r>
+          </w:p>
+        </w:tc>
+        <w:tc>
+          <w:tcPr/>
+          <w:p>
+            <w:pPr>
+              <w:pStyle w:val="Compact"/>
+            </w:pPr>
+            <w:r>
+              <w:rPr>
+                <w:b/>
+                <w:bCs/>
+              </w:rPr>
+              <w:t xml:space="preserve">리텐션·바이럴을 만든다</w:t>
+            </w:r>
+          </w:p>
+        </w:tc>
+        <w:tc>
+          <w:tcPr/>
+          <w:p>
+            <w:pPr>
+              <w:pStyle w:val="Compact"/>
+            </w:pPr>
+            <w:r>
+              <w:t xml:space="preserve">매칭·정보 공유, 직접 수익 없음</w:t>
             </w:r>
           </w:p>
         </w:tc>
@@ -6589,10 +7119,6 @@
               <w:pStyle w:val="Compact"/>
             </w:pPr>
             <w:r>
-              <w:rPr>
-                <w:b/>
-                <w:bCs/>
-              </w:rPr>
               <w:t xml:space="preserve">v6.4</w:t>
             </w:r>
           </w:p>
@@ -6604,10 +7130,6 @@
               <w:pStyle w:val="Compact"/>
             </w:pPr>
             <w:r>
-              <w:rPr>
-                <w:b/>
-                <w:bCs/>
-              </w:rPr>
               <w:t xml:space="preserve">완주 보상에 90/10 원칙 명시.</w:t>
             </w:r>
             <w:r>
@@ -6618,6 +7140,156 @@
             </w:r>
             <w:r>
               <w:t xml:space="preserve">이라는 경계선을 2.6절에 신설하고 CLAUDE.md·02·03·04·사양서·기획서에 동일 반영. 완주 기념 배지·일회용 필름 카메라를 유료 실물 후보로 명문화</w:t>
+            </w:r>
+          </w:p>
+        </w:tc>
+      </w:tr>
+      <w:tr>
+        <w:tc>
+          <w:tcPr/>
+          <w:p>
+            <w:pPr>
+              <w:pStyle w:val="Compact"/>
+            </w:pPr>
+            <w:r>
+              <w:t xml:space="preserve">v6.5</w:t>
+            </w:r>
+          </w:p>
+        </w:tc>
+        <w:tc>
+          <w:tcPr/>
+          <w:p>
+            <w:pPr>
+              <w:pStyle w:val="Compact"/>
+            </w:pPr>
+            <w:r>
+              <w:t xml:space="preserve">두 축(A·B) → 다섯 축(A·B·C·D·E). C(길)·D(다음 여정)·E(가족)를 신설 — 전부 기존 문서에 이미 있던 아이디어(갈림길 판단, 이중 순례자 확장, 가족 안심 세트)를 축으로 승격한 것. 무게중심은 A축 그대로. F-27(가족 안심 세트) 신설. 02 문서 1부에 5.9~5.11절 추가(R-D1·R-D2·R-E1, 전부 3년 재무 추정에서는 미검증으로 제외). CLAUDE.md·00~06·기획서·사양서·사업계획서 전체 반영</w:t>
+            </w:r>
+          </w:p>
+        </w:tc>
+      </w:tr>
+      <w:tr>
+        <w:tc>
+          <w:tcPr/>
+          <w:p>
+            <w:pPr>
+              <w:pStyle w:val="Compact"/>
+            </w:pPr>
+            <w:r>
+              <w:t xml:space="preserve">v6.6</w:t>
+            </w:r>
+          </w:p>
+        </w:tc>
+        <w:tc>
+          <w:tcPr/>
+          <w:p>
+            <w:pPr>
+              <w:pStyle w:val="Compact"/>
+            </w:pPr>
+            <w:r>
+              <w:t xml:space="preserve">다섯 축 → 여섯 축. F(동행) 추가 — 이전 판단을 뒤집었다. 02 문서 1부 1.2절</w:t>
+            </w:r>
+            <w:r>
+              <w:t xml:space="preserve"> </w:t>
+            </w:r>
+            <w:r>
+              <w:t xml:space="preserve">“동행자: 불가”</w:t>
+            </w:r>
+            <w:r>
+              <w:t xml:space="preserve">, 03 문서 Won’t 목록 W2(SNS 피드형 커뮤니티)·W3(실시간 위치 공유)를 명시적으로 재검토. 완전 제외가 아니라</w:t>
+            </w:r>
+            <w:r>
+              <w:t xml:space="preserve"> </w:t>
+            </w:r>
+            <w:r>
+              <w:rPr>
+                <w:b/>
+                <w:bCs/>
+              </w:rPr>
+              <w:t xml:space="preserve">범위를 좁혀 경쟁</w:t>
+            </w:r>
+            <w:r>
+              <w:t xml:space="preserve">하기로 함 — 전체공개 피드 대신 opt-in 매칭, 상시 위치추적 대신 마을 도착 체크인. F-28(동행 매칭) 신설, 02 문서 5.12절</w:t>
+            </w:r>
+          </w:p>
+        </w:tc>
+      </w:tr>
+      <w:tr>
+        <w:tc>
+          <w:tcPr/>
+          <w:p>
+            <w:pPr>
+              <w:pStyle w:val="Compact"/>
+            </w:pPr>
+            <w:r>
+              <w:rPr>
+                <w:b/>
+                <w:bCs/>
+              </w:rPr>
+              <w:t xml:space="preserve">v6.7</w:t>
+            </w:r>
+          </w:p>
+        </w:tc>
+        <w:tc>
+          <w:tcPr/>
+          <w:p>
+            <w:pPr>
+              <w:pStyle w:val="Compact"/>
+            </w:pPr>
+            <w:r>
+              <w:rPr>
+                <w:b/>
+                <w:bCs/>
+              </w:rPr>
+              <w:t xml:space="preserve">A_순례길입문.md 전면 출처 보강.</w:t>
+            </w:r>
+            <w:r>
+              <w:t xml:space="preserve"> </w:t>
+            </w:r>
+            <w:r>
+              <w:t xml:space="preserve">6장에</w:t>
+            </w:r>
+            <w:r>
+              <w:t xml:space="preserve"> </w:t>
+            </w:r>
+            <w:r>
+              <w:t xml:space="preserve">“패키지로 가면 어떻게 다른가”</w:t>
+            </w:r>
+            <w:r>
+              <w:t xml:space="preserve"> </w:t>
+            </w:r>
+            <w:r>
+              <w:t xml:space="preserve">신설(패키지가</w:t>
+            </w:r>
+            <w:r>
+              <w:t xml:space="preserve"> </w:t>
+            </w:r>
+            <w:r>
+              <w:t xml:space="preserve">“전 구간 30~31일”</w:t>
+            </w:r>
+            <w:r>
+              <w:t xml:space="preserve">과</w:t>
+            </w:r>
+            <w:r>
+              <w:t xml:space="preserve"> </w:t>
+            </w:r>
+            <w:r>
+              <w:t xml:space="preserve">“부분 구간 9~17일, 나머지는 버스”</w:t>
+            </w:r>
+            <w:r>
+              <w:t xml:space="preserve"> </w:t>
+            </w:r>
+            <w:r>
+              <w:t xml:space="preserve">두 종류로 갈린다는 걸 웹 조사로 확인). 나머지 모든 절에도 01 문서와 같은 A/B/C/D 등급 표시를 달았고, 사립 알베르게 요금을 근거 없는 절충값(12~20유로)에서</w:t>
+            </w:r>
+            <w:r>
+              <w:t xml:space="preserve"> </w:t>
+            </w:r>
+            <w:r>
+              <w:t xml:space="preserve">“10~25유로, 편차 큼”</w:t>
+            </w:r>
+            <w:r>
+              <w:t xml:space="preserve">으로 정정</w:t>
             </w:r>
           </w:p>
         </w:tc>

--- a/docs/docx/00_README.docx
+++ b/docs/docx/00_README.docx
@@ -22,7 +22,7 @@
         <w:t xml:space="preserve"> </w:t>
       </w:r>
       <w:r>
-        <w:t xml:space="preserve">문서 v6.7 · 2026년 7월</w:t>
+        <w:t xml:space="preserve">문서 v6.9 · 2026년 7월</w:t>
       </w:r>
     </w:p>
     <w:p>
@@ -185,7 +185,7 @@
               <w:pStyle w:val="Compact"/>
             </w:pPr>
             <w:r>
-              <w:t xml:space="preserve">순례자가 다치지 않고, 숙소 판단을 대신 받으며 걷게 하는 서비스</w:t>
+              <w:t xml:space="preserve">혼자 걷지만, 판단까지 혼자 하지 않게 돕는 서비스</w:t>
             </w:r>
           </w:p>
         </w:tc>
@@ -255,7 +255,7 @@
               <w:t xml:space="preserve"> </w:t>
             </w:r>
             <w:r>
-              <w:t xml:space="preserve">C·D·E를 더해도 우선순위는 안 바뀐다 — 예약 인프라와 패키지가 좋아져도</w:t>
+              <w:t xml:space="preserve">C·D·E·F를 더해도 우선순위는 안 바뀐다 — 예약 인프라와 패키지가 좋아져도</w:t>
             </w:r>
             <w:r>
               <w:t xml:space="preserve"> </w:t>
@@ -7222,10 +7222,6 @@
               <w:pStyle w:val="Compact"/>
             </w:pPr>
             <w:r>
-              <w:rPr>
-                <w:b/>
-                <w:bCs/>
-              </w:rPr>
               <w:t xml:space="preserve">v6.7</w:t>
             </w:r>
           </w:p>
@@ -7237,17 +7233,7 @@
               <w:pStyle w:val="Compact"/>
             </w:pPr>
             <w:r>
-              <w:rPr>
-                <w:b/>
-                <w:bCs/>
-              </w:rPr>
-              <w:t xml:space="preserve">A_순례길입문.md 전면 출처 보강.</w:t>
-            </w:r>
-            <w:r>
-              <w:t xml:space="preserve"> </w:t>
-            </w:r>
-            <w:r>
-              <w:t xml:space="preserve">6장에</w:t>
+              <w:t xml:space="preserve">A_순례길입문.md 전면 출처 보강. 6장에</w:t>
             </w:r>
             <w:r>
               <w:t xml:space="preserve"> </w:t>
@@ -7290,6 +7276,132 @@
             </w:r>
             <w:r>
               <w:t xml:space="preserve">으로 정정</w:t>
+            </w:r>
+          </w:p>
+        </w:tc>
+      </w:tr>
+      <w:tr>
+        <w:tc>
+          <w:tcPr/>
+          <w:p>
+            <w:pPr>
+              <w:pStyle w:val="Compact"/>
+            </w:pPr>
+            <w:r>
+              <w:t xml:space="preserve">v6.8</w:t>
+            </w:r>
+          </w:p>
+        </w:tc>
+        <w:tc>
+          <w:tcPr/>
+          <w:p>
+            <w:pPr>
+              <w:pStyle w:val="Compact"/>
+            </w:pPr>
+            <w:r>
+              <w:t xml:space="preserve">핵심 한 문장 교체.</w:t>
+            </w:r>
+            <w:r>
+              <w:t xml:space="preserve"> </w:t>
+            </w:r>
+            <w:r>
+              <w:t xml:space="preserve">“순례자가 다치지 않고, 숙소 걱정 없이 걷게 한다”</w:t>
+            </w:r>
+            <w:r>
+              <w:t xml:space="preserve">(부정형, 두 축만 담음) →</w:t>
+            </w:r>
+            <w:r>
+              <w:t xml:space="preserve"> </w:t>
+            </w:r>
+            <w:r>
+              <w:rPr>
+                <w:b/>
+                <w:bCs/>
+              </w:rPr>
+              <w:t xml:space="preserve">“혼자 걷지만, 판단까지 혼자 하지 않게 돕는다.”</w:t>
+            </w:r>
+            <w:r>
+              <w:t xml:space="preserve"> </w:t>
+            </w:r>
+            <w:r>
+              <w:t xml:space="preserve">실질(판단을 대신 내려준다)은 그대로 두고 표현만</w:t>
+            </w:r>
+            <w:r>
+              <w:t xml:space="preserve"> </w:t>
+            </w:r>
+            <w:r>
+              <w:t xml:space="preserve">“결정”</w:t>
+            </w:r>
+            <w:r>
+              <w:t xml:space="preserve">에서</w:t>
+            </w:r>
+            <w:r>
+              <w:t xml:space="preserve"> </w:t>
+            </w:r>
+            <w:r>
+              <w:t xml:space="preserve">“동반”</w:t>
+            </w:r>
+            <w:r>
+              <w:t xml:space="preserve">으로 바꿨다 — 기획서 1.1절 근거, CLAUDE.md·00·사양서·사업계획서·06 전체 반영</w:t>
+            </w:r>
+          </w:p>
+        </w:tc>
+      </w:tr>
+      <w:tr>
+        <w:tc>
+          <w:tcPr/>
+          <w:p>
+            <w:pPr>
+              <w:pStyle w:val="Compact"/>
+            </w:pPr>
+            <w:r>
+              <w:rPr>
+                <w:b/>
+                <w:bCs/>
+              </w:rPr>
+              <w:t xml:space="preserve">v6.9</w:t>
+            </w:r>
+          </w:p>
+        </w:tc>
+        <w:tc>
+          <w:tcPr/>
+          <w:p>
+            <w:pPr>
+              <w:pStyle w:val="Compact"/>
+            </w:pPr>
+            <w:r>
+              <w:rPr>
+                <w:b/>
+                <w:bCs/>
+              </w:rPr>
+              <w:t xml:space="preserve">06 문서에 데이터 모델 UML 신설.</w:t>
+            </w:r>
+            <w:r>
+              <w:t xml:space="preserve"> </w:t>
+            </w:r>
+            <w:r>
+              <w:rPr>
+                <w:rStyle w:val="VerbatimChar"/>
+              </w:rPr>
+              <w:t xml:space="preserve">src/schema.ts</w:t>
+            </w:r>
+            <w:r>
+              <w:t xml:space="preserve">를 손으로 옮겨 그린 클래스 다이어그램(마을·경로·숙소·이동수단·접근교통·일정계획·완주보상) + F-01 시퀀스 다이어그램. 부수적으로</w:t>
+            </w:r>
+            <w:r>
+              <w:t xml:space="preserve"> </w:t>
+            </w:r>
+            <w:r>
+              <w:rPr>
+                <w:rStyle w:val="VerbatimChar"/>
+              </w:rPr>
+              <w:t xml:space="preserve">src/camino-companion.jsx</w:t>
+            </w:r>
+            <w:r>
+              <w:t xml:space="preserve"> </w:t>
+            </w:r>
+            <w:r>
+              <w:t xml:space="preserve">프로토타입이 마을 고도차로 오르막을 계산해 규칙 3을 위반하고 있음을 발견·기록</w:t>
             </w:r>
           </w:p>
         </w:tc>

--- a/docs/docx/00_README.docx
+++ b/docs/docx/00_README.docx
@@ -5442,7 +5442,7 @@
               <w:pStyle w:val="Compact"/>
             </w:pPr>
             <w:r>
-              <w:t xml:space="preserve">시기</w:t>
+              <w:t xml:space="preserve">시점</w:t>
             </w:r>
           </w:p>
         </w:tc>
@@ -5477,7 +5477,7 @@
               <w:pStyle w:val="Compact"/>
             </w:pPr>
             <w:r>
-              <w:t xml:space="preserve">2026.09</w:t>
+              <w:t xml:space="preserve">인터뷰 후</w:t>
             </w:r>
           </w:p>
         </w:tc>
@@ -5512,7 +5512,7 @@
               <w:pStyle w:val="Compact"/>
             </w:pPr>
             <w:r>
-              <w:t xml:space="preserve">2026.10</w:t>
+              <w:t xml:space="preserve">트래픽 4주 관찰 후</w:t>
             </w:r>
           </w:p>
         </w:tc>
@@ -5557,7 +5557,7 @@
               <w:pStyle w:val="Compact"/>
             </w:pPr>
             <w:r>
-              <w:t xml:space="preserve">2026.12</w:t>
+              <w:t xml:space="preserve">실측 도보 후</w:t>
             </w:r>
           </w:p>
         </w:tc>
@@ -5600,7 +5600,7 @@
                 <w:b/>
                 <w:bCs/>
               </w:rPr>
-              <w:t xml:space="preserve">2027.06</w:t>
+              <w:t xml:space="preserve">성년 시즌 후</w:t>
             </w:r>
           </w:p>
         </w:tc>

--- a/docs/docx/00_README.docx
+++ b/docs/docx/00_README.docx
@@ -1819,7 +1819,7 @@
                 <w:b/>
                 <w:bCs/>
               </w:rPr>
-              <w:t xml:space="preserve">리텐션·바이럴을 만든다</w:t>
+              <w:t xml:space="preserve">리텐션(한번 쓴 사용자가 이탈하지 않고 계속 남아있게 하는 효과)·바이럴(입소문으로 사용자가 사용자를 데려오는 확산 효과)을 만든다</w:t>
             </w:r>
           </w:p>
         </w:tc>
@@ -4064,7 +4064,7 @@
         <w:t xml:space="preserve"> </w:t>
       </w:r>
       <w:r>
-        <w:t xml:space="preserve">전환율을 사실처럼 쓰지 않는다.</w:t>
+        <w:t xml:space="preserve">전환율(방문자·이용자 중 실제로 구매·가입 등 원하는 행동까지 이어진 비율)을 사실처럼 쓰지 않는다.</w:t>
       </w:r>
     </w:p>
     <w:bookmarkEnd w:id="33"/>
@@ -5211,7 +5211,7 @@
               <w:pStyle w:val="Compact"/>
             </w:pPr>
             <w:r>
-              <w:t xml:space="preserve">여행사 3곳 조사 (화이트라벨 타진)</w:t>
+              <w:t xml:space="preserve">여행사 3곳 조사 (화이트라벨(우리가 만든 서비스를 여행사 자기 브랜드인 것처럼 붙여 파는 방식) 타진)</w:t>
             </w:r>
           </w:p>
         </w:tc>

--- a/docs/docx/00_README.docx
+++ b/docs/docx/00_README.docx
@@ -2,7 +2,7 @@
 <file path=word/document.xml><?xml version="1.0" encoding="utf-8"?>
 <w:document xmlns:w="http://schemas.openxmlformats.org/wordprocessingml/2006/main" xmlns:m="http://schemas.openxmlformats.org/officeDocument/2006/math" xmlns:r="http://schemas.openxmlformats.org/officeDocument/2006/relationships" xmlns:o="urn:schemas-microsoft-com:office:office" xmlns:v="urn:schemas-microsoft-com:vml" xmlns:w10="urn:schemas-microsoft-com:office:word" xmlns:a="http://schemas.openxmlformats.org/drawingml/2006/main" xmlns:pic="http://schemas.openxmlformats.org/drawingml/2006/picture" xmlns:wp="http://schemas.openxmlformats.org/drawingml/2006/wordprocessingDrawing">
   <w:body>
-    <w:bookmarkStart w:id="46" w:name="카미노-프로젝트"/>
+    <w:bookmarkStart w:id="47" w:name="카미노-프로젝트"/>
     <w:p>
       <w:pPr>
         <w:pStyle w:val="Heading1"/>
@@ -22,7 +22,7 @@
         <w:t xml:space="preserve"> </w:t>
       </w:r>
       <w:r>
-        <w:t xml:space="preserve">문서 v6.9 · 2026년 7월</w:t>
+        <w:t xml:space="preserve">문서 v6.13 · 2026년 7월</w:t>
       </w:r>
     </w:p>
     <w:p>
@@ -2478,7 +2478,7 @@
         <w:t xml:space="preserve"> </w:t>
       </w:r>
       <w:r>
-        <w:t xml:space="preserve">상징적 장소 19곳에 도착하면 주변이 밝아지며 이야기가 열린다. 완주 후</w:t>
+        <w:t xml:space="preserve">상징적 장소 19곳에 도착하면 주변이 밝아지며 이야기가 열린다.</w:t>
       </w:r>
       <w:r>
         <w:t xml:space="preserve"> </w:t>
@@ -2488,7 +2488,26 @@
           <w:b/>
           <w:bCs/>
         </w:rPr>
-        <w:t xml:space="preserve">"내가 밝힌 지도"가 포스터로 남는다.</w:t>
+        <w:t xml:space="preserve">각 스팟에 도착한 날짜·시각도 함께 남는다</w:t>
+      </w:r>
+      <w:r>
+        <w:t xml:space="preserve">(2026-07 추가 — "언제 거길 지났는가"). 완주 후</w:t>
+      </w:r>
+      <w:r>
+        <w:t xml:space="preserve"> </w:t>
+      </w:r>
+      <w:r>
+        <w:rPr>
+          <w:b/>
+          <w:bCs/>
+        </w:rPr>
+        <w:t xml:space="preserve">"내가 밝힌 지도"가 포스터로 남는다</w:t>
+      </w:r>
+      <w:r>
+        <w:t xml:space="preserve"> </w:t>
+      </w:r>
+      <w:r>
+        <w:t xml:space="preserve">— 이 타임스탬프도 함께 인쇄된다.</w:t>
       </w:r>
     </w:p>
     <w:p>
@@ -2577,6 +2596,31 @@
       </w:pPr>
       <w:r>
         <w:t xml:space="preserve">억지로 비율을 맞추려고 무료 항목을 깎지 않는다</w:t>
+      </w:r>
+    </w:p>
+    <w:p>
+      <w:pPr>
+        <w:pStyle w:val="BlockText"/>
+      </w:pPr>
+      <w:r>
+        <w:rPr>
+          <w:b/>
+          <w:bCs/>
+        </w:rPr>
+        <w:t xml:space="preserve">후보(미채택, 2026-07 브레인스토밍)</w:t>
+      </w:r>
+      <w:r>
+        <w:t xml:space="preserve">: 여정 타임랩스 영상, 고도 단면 포스터, 캐릭터(마스코트) 도입 여부 — 상세는 03 문서 6.4절. 캐릭터는 v5.1에서 "마스코트 제외"로 이미 한 번 결정했던 것을 재검토 요청받았으나</w:t>
+      </w:r>
+      <w:r>
+        <w:t xml:space="preserve"> </w:t>
+      </w:r>
+      <w:r>
+        <w:rPr>
+          <w:b/>
+          <w:bCs/>
+        </w:rPr>
+        <w:t xml:space="preserve">아직 결론 내지 않았다.</w:t>
       </w:r>
     </w:p>
     <w:bookmarkEnd w:id="17"/>
@@ -2970,7 +3014,7 @@
     </w:p>
     <w:bookmarkEnd w:id="18"/>
     <w:bookmarkEnd w:id="19"/>
-    <w:bookmarkStart w:id="35" w:name="X1f88b6176fab46fcee64854db27c45de43d7444"/>
+    <w:bookmarkStart w:id="36" w:name="X1f88b6176fab46fcee64854db27c45de43d7444"/>
     <w:p>
       <w:pPr>
         <w:pStyle w:val="Heading2"/>
@@ -2979,7 +3023,7 @@
         <w:t xml:space="preserve">3. 문서 구성</w:t>
       </w:r>
     </w:p>
-    <w:bookmarkStart w:id="26" w:name="X8badf895dae8f22da62a9bca0cd58558b535f6d"/>
+    <w:bookmarkStart w:id="27" w:name="X8badf895dae8f22da62a9bca0cd58558b535f6d"/>
     <w:p>
       <w:pPr>
         <w:pStyle w:val="Heading3"/>
@@ -3122,6 +3166,71 @@
               <w:pStyle w:val="Compact"/>
             </w:pPr>
             <w:r>
+              <w:rPr>
+                <w:b/>
+                <w:bCs/>
+              </w:rPr>
+              <w:t xml:space="preserve">B</w:t>
+            </w:r>
+          </w:p>
+        </w:tc>
+        <w:tc>
+          <w:tcPr/>
+          <w:p>
+            <w:pPr>
+              <w:pStyle w:val="Compact"/>
+            </w:pPr>
+            <w:hyperlink r:id="rId20">
+              <w:r>
+                <w:rPr>
+                  <w:rStyle w:val="Hyperlink"/>
+                  <w:b/>
+                  <w:bCs/>
+                </w:rPr>
+                <w:t xml:space="preserve">지도 데이터</w:t>
+              </w:r>
+            </w:hyperlink>
+          </w:p>
+        </w:tc>
+        <w:tc>
+          <w:tcPr/>
+          <w:p>
+            <w:pPr>
+              <w:pStyle w:val="Compact"/>
+            </w:pPr>
+            <w:r>
+              <w:rPr>
+                <w:b/>
+                <w:bCs/>
+              </w:rPr>
+              <w:t xml:space="preserve">경로·고도·마을 좌표·갈림길을 어떤 출처·API로 가져왔고 무엇을 계산했는지 쉽게 설명</w:t>
+            </w:r>
+          </w:p>
+        </w:tc>
+        <w:tc>
+          <w:tcPr/>
+          <w:p>
+            <w:pPr>
+              <w:pStyle w:val="Compact"/>
+            </w:pPr>
+            <w:r>
+              <w:rPr>
+                <w:b/>
+                <w:bCs/>
+              </w:rPr>
+              <w:t xml:space="preserve">전원</w:t>
+            </w:r>
+          </w:p>
+        </w:tc>
+      </w:tr>
+      <w:tr>
+        <w:tc>
+          <w:tcPr/>
+          <w:p>
+            <w:pPr>
+              <w:pStyle w:val="Compact"/>
+            </w:pPr>
+            <w:r>
               <w:t xml:space="preserve">01</w:t>
             </w:r>
           </w:p>
@@ -3132,7 +3241,7 @@
             <w:pPr>
               <w:pStyle w:val="Compact"/>
             </w:pPr>
-            <w:hyperlink r:id="rId20">
+            <w:hyperlink r:id="rId21">
               <w:r>
                 <w:rPr>
                   <w:rStyle w:val="Hyperlink"/>
@@ -3213,7 +3322,7 @@
             <w:pPr>
               <w:pStyle w:val="Compact"/>
             </w:pPr>
-            <w:hyperlink r:id="rId21">
+            <w:hyperlink r:id="rId22">
               <w:r>
                 <w:rPr>
                   <w:rStyle w:val="Hyperlink"/>
@@ -3328,7 +3437,7 @@
             <w:pPr>
               <w:pStyle w:val="Compact"/>
             </w:pPr>
-            <w:hyperlink r:id="rId22">
+            <w:hyperlink r:id="rId23">
               <w:r>
                 <w:rPr>
                   <w:rStyle w:val="Hyperlink"/>
@@ -3437,7 +3546,7 @@
             <w:pPr>
               <w:pStyle w:val="Compact"/>
             </w:pPr>
-            <w:hyperlink r:id="rId23">
+            <w:hyperlink r:id="rId24">
               <w:r>
                 <w:rPr>
                   <w:rStyle w:val="Hyperlink"/>
@@ -3566,7 +3675,7 @@
             <w:pPr>
               <w:pStyle w:val="Compact"/>
             </w:pPr>
-            <w:hyperlink r:id="rId24">
+            <w:hyperlink r:id="rId25">
               <w:r>
                 <w:rPr>
                   <w:rStyle w:val="Hyperlink"/>
@@ -3627,7 +3736,7 @@
             <w:pPr>
               <w:pStyle w:val="Compact"/>
             </w:pPr>
-            <w:hyperlink r:id="rId25">
+            <w:hyperlink r:id="rId26">
               <w:r>
                 <w:rPr>
                   <w:rStyle w:val="Hyperlink"/>
@@ -3703,8 +3812,8 @@
         </w:tc>
       </w:tr>
     </w:tbl>
-    <w:bookmarkEnd w:id="26"/>
-    <w:bookmarkStart w:id="29" w:name="X13f243cafb9b3c36c4a0300d52284223e623ff6"/>
+    <w:bookmarkEnd w:id="27"/>
+    <w:bookmarkStart w:id="30" w:name="X13f243cafb9b3c36c4a0300d52284223e623ff6"/>
     <w:p>
       <w:pPr>
         <w:pStyle w:val="Heading3"/>
@@ -3757,7 +3866,7 @@
             <w:pPr>
               <w:pStyle w:val="Compact"/>
             </w:pPr>
-            <w:hyperlink r:id="rId27">
+            <w:hyperlink r:id="rId28">
               <w:r>
                 <w:rPr>
                   <w:rStyle w:val="Hyperlink"/>
@@ -3813,7 +3922,7 @@
             <w:pPr>
               <w:pStyle w:val="Compact"/>
             </w:pPr>
-            <w:hyperlink r:id="rId28">
+            <w:hyperlink r:id="rId29">
               <w:r>
                 <w:rPr>
                   <w:rStyle w:val="Hyperlink"/>
@@ -3890,8 +3999,8 @@
         <w:t xml:space="preserve">가 정본이고, 문서의 코드 블록은 설명용 발췌다.</w:t>
       </w:r>
     </w:p>
-    <w:bookmarkEnd w:id="29"/>
-    <w:bookmarkStart w:id="33" w:name="Xd912495a455d4c456da876905a0a4535b79147e"/>
+    <w:bookmarkEnd w:id="30"/>
+    <w:bookmarkStart w:id="34" w:name="Xd912495a455d4c456da876905a0a4535b79147e"/>
     <w:p>
       <w:pPr>
         <w:pStyle w:val="Heading3"/>
@@ -3962,7 +4071,7 @@
             <w:pPr>
               <w:pStyle w:val="Compact"/>
             </w:pPr>
-            <w:hyperlink r:id="rId30">
+            <w:hyperlink r:id="rId31">
               <w:r>
                 <w:rPr>
                   <w:rStyle w:val="Hyperlink"/>
@@ -3991,7 +4100,7 @@
             <w:pPr>
               <w:pStyle w:val="Compact"/>
             </w:pPr>
-            <w:hyperlink r:id="rId31">
+            <w:hyperlink r:id="rId32">
               <w:r>
                 <w:rPr>
                   <w:rStyle w:val="Hyperlink"/>
@@ -4020,7 +4129,7 @@
             <w:pPr>
               <w:pStyle w:val="Compact"/>
             </w:pPr>
-            <w:hyperlink r:id="rId32">
+            <w:hyperlink r:id="rId33">
               <w:r>
                 <w:rPr>
                   <w:rStyle w:val="Hyperlink"/>
@@ -4067,8 +4176,8 @@
         <w:t xml:space="preserve">전환율(방문자·이용자 중 실제로 구매·가입 등 원하는 행동까지 이어진 비율)을 사실처럼 쓰지 않는다.</w:t>
       </w:r>
     </w:p>
-    <w:bookmarkEnd w:id="33"/>
-    <w:bookmarkStart w:id="34" w:name="X74dc2276a7dd3aec9f2af15941f685002ae699b"/>
+    <w:bookmarkEnd w:id="34"/>
+    <w:bookmarkStart w:id="35" w:name="X74dc2276a7dd3aec9f2af15941f685002ae699b"/>
     <w:p>
       <w:pPr>
         <w:pStyle w:val="Heading3"/>
@@ -4183,9 +4292,9 @@
         </w:pict>
       </w:r>
     </w:p>
-    <w:bookmarkEnd w:id="34"/>
     <w:bookmarkEnd w:id="35"/>
-    <w:bookmarkStart w:id="41" w:name="X2794b7aaf8e0d807ee3257f08182ec1bd9625ff"/>
+    <w:bookmarkEnd w:id="36"/>
+    <w:bookmarkStart w:id="42" w:name="X2794b7aaf8e0d807ee3257f08182ec1bd9625ff"/>
     <w:p>
       <w:pPr>
         <w:pStyle w:val="Heading2"/>
@@ -4194,7 +4303,7 @@
         <w:t xml:space="preserve">4. 지금 어느 단계인가</w:t>
       </w:r>
     </w:p>
-    <w:bookmarkStart w:id="36" w:name="X51a9e5190c91ed728cacb4342c8d72995fc236b"/>
+    <w:bookmarkStart w:id="37" w:name="X51a9e5190c91ed728cacb4342c8d72995fc236b"/>
     <w:p>
       <w:pPr>
         <w:pStyle w:val="Heading3"/>
@@ -4387,7 +4496,10 @@
                 <w:b/>
                 <w:bCs/>
               </w:rPr>
-              <w:t xml:space="preserve">실측 도보 완료 후</w:t>
+              <w:t xml:space="preserve">출처 있는 데이터로 착수 가능</w:t>
+            </w:r>
+            <w:r>
+              <w:t xml:space="preserve">(2026-07 정정, 4.4절). 정밀 지오메트리(GPX)만 실측 후</w:t>
             </w:r>
           </w:p>
         </w:tc>
@@ -4505,8 +4617,8 @@
         <w:t xml:space="preserve">Phase 3 착수 조건의 구체적 지표(팀 규모, 착수 시점)는 아직 확정되지 않았다. 확정되는 대로 이 표와 06 문서 저장소 구조 결정을 함께 갱신한다.</w:t>
       </w:r>
     </w:p>
-    <w:bookmarkEnd w:id="36"/>
-    <w:bookmarkStart w:id="37" w:name="Xb63ad06760e5438d616e35aa738a246ced4d692"/>
+    <w:bookmarkEnd w:id="37"/>
+    <w:bookmarkStart w:id="38" w:name="Xb63ad06760e5438d616e35aa738a246ced4d692"/>
     <w:p>
       <w:pPr>
         <w:pStyle w:val="Heading3"/>
@@ -4838,8 +4950,8 @@
         <w:t xml:space="preserve">P1보다 먼저 한다</w:t>
       </w:r>
     </w:p>
-    <w:bookmarkEnd w:id="37"/>
-    <w:bookmarkStart w:id="38" w:name="X051cd208a743bf7a7ed52304de4aca055768591"/>
+    <w:bookmarkEnd w:id="38"/>
+    <w:bookmarkStart w:id="39" w:name="X051cd208a743bf7a7ed52304de4aca055768591"/>
     <w:p>
       <w:pPr>
         <w:pStyle w:val="Heading3"/>
@@ -4961,8 +5073,8 @@
         <w:t xml:space="preserve">의학적 근거 전무</w:t>
       </w:r>
     </w:p>
-    <w:bookmarkEnd w:id="38"/>
-    <w:bookmarkStart w:id="39" w:name="X38398a8785ac04e28c7104f80d4a4cc0eefceb2"/>
+    <w:bookmarkEnd w:id="39"/>
+    <w:bookmarkStart w:id="40" w:name="X38398a8785ac04e28c7104f80d4a4cc0eefceb2"/>
     <w:p>
       <w:pPr>
         <w:pStyle w:val="Heading3"/>
@@ -5311,7 +5423,7 @@
                 <w:b/>
                 <w:bCs/>
               </w:rPr>
-              <w:t xml:space="preserve">현지 실측 도보 40일</w:t>
+              <w:t xml:space="preserve">현지 실측 도보 40일 (또는 필드 테스터 모집)</w:t>
             </w:r>
           </w:p>
         </w:tc>
@@ -5358,7 +5470,7 @@
         <w:t xml:space="preserve"> </w:t>
       </w:r>
       <w:r>
-        <w:t xml:space="preserve">인터뷰 결과가 실측 도보에서 무엇을 볼지 결정한다.</w:t>
+        <w:t xml:space="preserve">인터뷰 결과가 6번에서 무엇을 볼지 결정한다.</w:t>
       </w:r>
       <w:r>
         <w:t xml:space="preserve"> </w:t>
@@ -5368,19 +5480,13 @@
           <w:b/>
           <w:bCs/>
         </w:rPr>
-        <w:t xml:space="preserve">6번은 선택이 아니다.</w:t>
+        <w:t xml:space="preserve">⚠️ 6번 자체는 여전히 필요하다 — 단, "누가" 걷는지는 정하지 않았다(2026-07 정정).</w:t>
       </w:r>
       <w:r>
         <w:t xml:space="preserve"> </w:t>
       </w:r>
       <w:r>
-        <w:t xml:space="preserve">걸어보지 않은 팀이 만든 앱은 커뮤니티에서 즉시 판별된다.</w:t>
-      </w:r>
-      <w:r>
-        <w:t xml:space="preserve"> </w:t>
-      </w:r>
-      <w:r>
-        <w:t xml:space="preserve">⚠️</w:t>
+        <w:t xml:space="preserve">정밀 지오메트리(GPX)·안개 지도 1인칭 스토리·커뮤니티 신뢰("걸어보지 않은 팀이 만든 앱은 즉시 판별된다")는 가이드북으로 못 채운다. 창업팀이 직접 걷거나, 어차피 갈 예정인 순례자를 필드 테스터로 모집해 같은 데이터를 받는 방법이 있다(05 문서 6.0절). 알베르게·갈림길의</w:t>
       </w:r>
       <w:r>
         <w:t xml:space="preserve"> </w:t>
@@ -5390,17 +5496,45 @@
           <w:b/>
           <w:bCs/>
         </w:rPr>
-        <w:t xml:space="preserve">10월 초에 출발해야 한다.</w:t>
+        <w:t xml:space="preserve">구조적 데이터</w:t>
+      </w:r>
+      <w:r>
+        <w:t xml:space="preserve">는 이미 가이드북 출처로 착수했다(</w:t>
+      </w:r>
+      <w:r>
+        <w:rPr>
+          <w:rStyle w:val="VerbatimChar"/>
+        </w:rPr>
+        <w:t xml:space="preserve">data/forks.ts</w:t>
+      </w:r>
+      <w:r>
+        <w:t xml:space="preserve">) — 5번 이후 Phase 2 전체가 6번을 기다리는 것은 아니다.</w:t>
       </w:r>
       <w:r>
         <w:t xml:space="preserve"> </w:t>
       </w:r>
       <w:r>
+        <w:t xml:space="preserve">⚠️</w:t>
+      </w:r>
+      <w:r>
+        <w:t xml:space="preserve"> </w:t>
+      </w:r>
+      <w:r>
+        <w:rPr>
+          <w:b/>
+          <w:bCs/>
+        </w:rPr>
+        <w:t xml:space="preserve">직접 걷는 경우 10월 초에 출발해야 한다.</w:t>
+      </w:r>
+      <w:r>
+        <w:t xml:space="preserve"> </w:t>
+      </w:r>
+      <w:r>
         <w:t xml:space="preserve">11월 1일부터 피레네 나폴레옹 루트가 폐쇄된다.</w:t>
       </w:r>
     </w:p>
-    <w:bookmarkEnd w:id="39"/>
-    <w:bookmarkStart w:id="40" w:name="X2bfbb41f645c076f345033af6b2ae3f28ba90e3"/>
+    <w:bookmarkEnd w:id="40"/>
+    <w:bookmarkStart w:id="41" w:name="X2bfbb41f645c076f345033af6b2ae3f28ba90e3"/>
     <w:p>
       <w:pPr>
         <w:pStyle w:val="Heading3"/>
@@ -5557,7 +5691,7 @@
               <w:pStyle w:val="Compact"/>
             </w:pPr>
             <w:r>
-              <w:t xml:space="preserve">실측 도보 후</w:t>
+              <w:t xml:space="preserve">실측 도보(또는 필드 테스터) 후</w:t>
             </w:r>
           </w:p>
         </w:tc>
@@ -5628,9 +5762,9 @@
         </w:pict>
       </w:r>
     </w:p>
-    <w:bookmarkEnd w:id="40"/>
     <w:bookmarkEnd w:id="41"/>
-    <w:bookmarkStart w:id="44" w:name="Xbb63c2383d017d4057beb8b33f03afc4043c4a7"/>
+    <w:bookmarkEnd w:id="42"/>
+    <w:bookmarkStart w:id="45" w:name="Xbb63c2383d017d4057beb8b33f03afc4043c4a7"/>
     <w:p>
       <w:pPr>
         <w:pStyle w:val="Heading2"/>
@@ -5639,7 +5773,7 @@
         <w:t xml:space="preserve">5. 알아둘 제약 두 가지</w:t>
       </w:r>
     </w:p>
-    <w:bookmarkStart w:id="42" w:name="X735d20b8bf6c80980447b32864fa647cfc4f3cd"/>
+    <w:bookmarkStart w:id="43" w:name="X735d20b8bf6c80980447b32864fa647cfc4f3cd"/>
     <w:p>
       <w:pPr>
         <w:pStyle w:val="Heading3"/>
@@ -5881,7 +6015,7 @@
               <w:pStyle w:val="Compact"/>
             </w:pPr>
             <w:r>
-              <w:t xml:space="preserve">에우나테 · 부르고스 강변길 · 칼사다 로마나 등</w:t>
+              <w:t xml:space="preserve">에우나테 · 부르고스 강변길 · 프로미스타(비야비에코) · 사아군(비아 트라야나) · 수비리~팜플로나(강변길) · 에스테야(몬테후라) · 비야프랑카~오세브레이로(프라델라·드라곤테) · 카카벨로스(발투이예)</w:t>
             </w:r>
           </w:p>
         </w:tc>
@@ -5901,20 +6035,62 @@
       </w:pPr>
       <w:r>
         <w:rPr>
+          <w:rStyle w:val="VerbatimChar"/>
           <w:b/>
           <w:bCs/>
         </w:rPr>
-        <w:t xml:space="preserve">현재 데이터는 82개 마을의 단일 선형 배열이라 변형 경로가 없다.</w:t>
-      </w:r>
-      <w:r>
+        <w:t xml:space="preserve">data/towns.ts</w:t>
+      </w:r>
+      <w:r>
+        <w:rPr>
+          <w:b/>
+          <w:bCs/>
+        </w:rPr>
+        <w:t xml:space="preserve">는 82개 마을의 단일 선형 배열이라 변형 경로가 없지만,</w:t>
+      </w:r>
+      <w:r>
+        <w:rPr>
+          <w:b/>
+          <w:bCs/>
+        </w:rPr>
         <w:t xml:space="preserve"> </w:t>
       </w:r>
       <w:r>
-        <w:t xml:space="preserve">경로·고도 추출 시 변형도 함께 뽑는다 (03 문서 부록).</w:t>
-      </w:r>
-    </w:p>
-    <w:bookmarkEnd w:id="42"/>
-    <w:bookmarkStart w:id="43" w:name="Xf902a741ea8876f7a42db60e21abcaf7209f8e0"/>
+        <w:rPr>
+          <w:rStyle w:val="VerbatimChar"/>
+          <w:b/>
+          <w:bCs/>
+        </w:rPr>
+        <w:t xml:space="preserve">data/forks.ts</w:t>
+      </w:r>
+      <w:r>
+        <w:rPr>
+          <w:b/>
+          <w:bCs/>
+        </w:rPr>
+        <w:t xml:space="preserve">(2026-07 신설)에 위 11곳의 구조(변형 이름·경유 마을·계절 폐쇄·정성적 특징)는 채워져 있다.</w:t>
+      </w:r>
+      <w:r>
+        <w:t xml:space="preserve"> </w:t>
+      </w:r>
+      <w:r>
+        <w:t xml:space="preserve">단 정확한 거리·오르막/내리막은 아직</w:t>
+      </w:r>
+      <w:r>
+        <w:t xml:space="preserve"> </w:t>
+      </w:r>
+      <w:r>
+        <w:rPr>
+          <w:rStyle w:val="VerbatimChar"/>
+        </w:rPr>
+        <w:t xml:space="preserve">null</w:t>
+      </w:r>
+      <w:r>
+        <w:t xml:space="preserve">이다 — 공개 가이드북·포럼 근거일 뿐 메인 루트처럼 OSM+EU-DEM으로 직접 계산한 값이 아니기 때문(규칙 1·3). 실측 도보에서 GPX를 확보해야 채운다.</w:t>
+      </w:r>
+    </w:p>
+    <w:bookmarkEnd w:id="43"/>
+    <w:bookmarkStart w:id="44" w:name="Xf902a741ea8876f7a42db60e21abcaf7209f8e0"/>
     <w:p>
       <w:pPr>
         <w:pStyle w:val="Heading3"/>
@@ -6377,9 +6553,9 @@
         </w:pict>
       </w:r>
     </w:p>
-    <w:bookmarkEnd w:id="43"/>
     <w:bookmarkEnd w:id="44"/>
-    <w:bookmarkStart w:id="45" w:name="X031e4af698df86febaa836d71e78f20bf796aab"/>
+    <w:bookmarkEnd w:id="45"/>
+    <w:bookmarkStart w:id="46" w:name="X031e4af698df86febaa836d71e78f20bf796aab"/>
     <w:p>
       <w:pPr>
         <w:pStyle w:val="Heading2"/>
@@ -7108,9 +7284,304 @@
           </w:p>
         </w:tc>
       </w:tr>
+      <w:tr>
+        <w:tc>
+          <w:tcPr/>
+          <w:p>
+            <w:pPr>
+              <w:pStyle w:val="Compact"/>
+            </w:pPr>
+            <w:r>
+              <w:rPr>
+                <w:b/>
+                <w:bCs/>
+              </w:rPr>
+              <w:t xml:space="preserve">v6.10</w:t>
+            </w:r>
+          </w:p>
+        </w:tc>
+        <w:tc>
+          <w:tcPr/>
+          <w:p>
+            <w:pPr>
+              <w:pStyle w:val="Compact"/>
+            </w:pPr>
+            <w:r>
+              <w:rPr>
+                <w:b/>
+                <w:bCs/>
+              </w:rPr>
+              <w:t xml:space="preserve">안개 지도에 "스팟별 도착 날짜·시각" 표시 추가</w:t>
+            </w:r>
+            <w:r>
+              <w:t xml:space="preserve"> </w:t>
+            </w:r>
+            <w:r>
+              <w:t xml:space="preserve">— 스키마에 이미 있던</w:t>
+            </w:r>
+            <w:r>
+              <w:t xml:space="preserve"> </w:t>
+            </w:r>
+            <w:r>
+              <w:rPr>
+                <w:rStyle w:val="VerbatimChar"/>
+              </w:rPr>
+              <w:t xml:space="preserve">FogState.revealedAt</w:t>
+            </w:r>
+            <w:r>
+              <w:t xml:space="preserve">을 화면·포스터에 실제로 드러내기로 결정(03 문서 6.4절, 새 스키마 불필요). 여정 타임랩스·고도 단면 포스터를 후보(미채택)로 신설.</w:t>
+            </w:r>
+            <w:r>
+              <w:t xml:space="preserve"> </w:t>
+            </w:r>
+            <w:r>
+              <w:rPr>
+                <w:b/>
+                <w:bCs/>
+              </w:rPr>
+              <w:t xml:space="preserve">캐릭터(마스코트) 도입 여부 재검토 요청 — v5.1 제외 결정을 아직 유지 중이며 결론은 보류.</w:t>
+            </w:r>
+            <w:r>
+              <w:t xml:space="preserve"> </w:t>
+            </w:r>
+            <w:r>
+              <w:t xml:space="preserve">CLAUDE.md·00·03 반영</w:t>
+            </w:r>
+          </w:p>
+        </w:tc>
+      </w:tr>
+      <w:tr>
+        <w:tc>
+          <w:tcPr/>
+          <w:p>
+            <w:pPr>
+              <w:pStyle w:val="Compact"/>
+            </w:pPr>
+            <w:r>
+              <w:rPr>
+                <w:b/>
+                <w:bCs/>
+              </w:rPr>
+              <w:t xml:space="preserve">v6.11</w:t>
+            </w:r>
+          </w:p>
+        </w:tc>
+        <w:tc>
+          <w:tcPr/>
+          <w:p>
+            <w:pPr>
+              <w:pStyle w:val="Compact"/>
+            </w:pPr>
+            <w:r>
+              <w:rPr>
+                <w:rStyle w:val="VerbatimChar"/>
+                <w:b/>
+                <w:bCs/>
+              </w:rPr>
+              <w:t xml:space="preserve">data/forks.ts</w:t>
+            </w:r>
+            <w:r>
+              <w:rPr>
+                <w:b/>
+                <w:bCs/>
+              </w:rPr>
+              <w:t xml:space="preserve"> </w:t>
+            </w:r>
+            <w:r>
+              <w:rPr>
+                <w:b/>
+                <w:bCs/>
+              </w:rPr>
+              <w:t xml:space="preserve">신설(갈림길 11곳 구조만, 수치는 실측 전 null) + 부록 B(지도 데이터) 신설.</w:t>
+            </w:r>
+            <w:r>
+              <w:t xml:space="preserve"> </w:t>
+            </w:r>
+            <w:r>
+              <w:t xml:space="preserve">갈림길 변형 경로 대부분이 OSM에 전용 relation이 없음을 확인 — 정확한 거리·오르막/내리막은 실측 도보 GPX 확보 후로 미룸(schema.ts에</w:t>
+            </w:r>
+            <w:r>
+              <w:t xml:space="preserve"> </w:t>
+            </w:r>
+            <w:r>
+              <w:rPr>
+                <w:rStyle w:val="VerbatimChar"/>
+              </w:rPr>
+              <w:t xml:space="preserve">RouteVariant.source: 'GUIDEBOOK'</w:t>
+            </w:r>
+            <w:r>
+              <w:t xml:space="preserve"> </w:t>
+            </w:r>
+            <w:r>
+              <w:t xml:space="preserve">등 필드 추가). 경로·고도·좌표 출처를 쉽게 설명하는</w:t>
+            </w:r>
+            <w:r>
+              <w:t xml:space="preserve"> </w:t>
+            </w:r>
+            <w:hyperlink r:id="rId20">
+              <w:r>
+                <w:rPr>
+                  <w:rStyle w:val="Hyperlink"/>
+                  <w:b/>
+                  <w:bCs/>
+                </w:rPr>
+                <w:t xml:space="preserve">부록 B · 지도 데이터</w:t>
+              </w:r>
+            </w:hyperlink>
+            <w:r>
+              <w:t xml:space="preserve"> </w:t>
+            </w:r>
+            <w:r>
+              <w:t xml:space="preserve">신설</w:t>
+            </w:r>
+          </w:p>
+        </w:tc>
+      </w:tr>
+      <w:tr>
+        <w:tc>
+          <w:tcPr/>
+          <w:p>
+            <w:pPr>
+              <w:pStyle w:val="Compact"/>
+            </w:pPr>
+            <w:r>
+              <w:rPr>
+                <w:b/>
+                <w:bCs/>
+              </w:rPr>
+              <w:t xml:space="preserve">v6.12</w:t>
+            </w:r>
+          </w:p>
+        </w:tc>
+        <w:tc>
+          <w:tcPr/>
+          <w:p>
+            <w:pPr>
+              <w:pStyle w:val="Compact"/>
+            </w:pPr>
+            <w:r>
+              <w:rPr>
+                <w:b/>
+                <w:bCs/>
+              </w:rPr>
+              <w:t xml:space="preserve">06 문서에 "지도·내비게이션 백엔드 아키텍처(Phase 3+, 착수 전)" 절 신설.</w:t>
+            </w:r>
+            <w:r>
+              <w:t xml:space="preserve"> </w:t>
+            </w:r>
+            <w:r>
+              <w:t xml:space="preserve">MapLibre GL·PMTiles·GraphHopper·PostGIS·Photon 등 레이어별 선택과</w:t>
+            </w:r>
+            <w:r>
+              <w:t xml:space="preserve"> </w:t>
+            </w:r>
+            <w:r>
+              <w:rPr>
+                <w:rStyle w:val="VerbatimChar"/>
+              </w:rPr>
+              <w:t xml:space="preserve">backend/{api,engine,providers,repo,tasks}</w:t>
+            </w:r>
+            <w:r>
+              <w:t xml:space="preserve"> </w:t>
+            </w:r>
+            <w:r>
+              <w:t xml:space="preserve">구조, MVP→1,000명→전세계 확장 계획을 기록.</w:t>
+            </w:r>
+            <w:r>
+              <w:t xml:space="preserve"> </w:t>
+            </w:r>
+            <w:r>
+              <w:rPr>
+                <w:b/>
+                <w:bCs/>
+              </w:rPr>
+              <w:t xml:space="preserve">오프라인 필수 vs 온라인 보너스 기능을 명확히 분리</w:t>
+            </w:r>
+            <w:r>
+              <w:t xml:space="preserve">(구글 Places 실시간 호출은 통신 끊긴 구간에서 규칙 10과 충돌하므로 보조 정보로만 사용) — 아직 코드 착수 아님, 앱 트랙 시점에 다시 확인</w:t>
+            </w:r>
+          </w:p>
+        </w:tc>
+      </w:tr>
+      <w:tr>
+        <w:tc>
+          <w:tcPr/>
+          <w:p>
+            <w:pPr>
+              <w:pStyle w:val="Compact"/>
+            </w:pPr>
+            <w:r>
+              <w:rPr>
+                <w:b/>
+                <w:bCs/>
+              </w:rPr>
+              <w:t xml:space="preserve">v6.13</w:t>
+            </w:r>
+          </w:p>
+        </w:tc>
+        <w:tc>
+          <w:tcPr/>
+          <w:p>
+            <w:pPr>
+              <w:pStyle w:val="Compact"/>
+            </w:pPr>
+            <w:r>
+              <w:rPr>
+                <w:b/>
+                <w:bCs/>
+              </w:rPr>
+              <w:t xml:space="preserve">"실측 도보 완료 전까지 Phase 2 착수 안 함"이라는 조건을 정정.</w:t>
+            </w:r>
+            <w:r>
+              <w:t xml:space="preserve"> </w:t>
+            </w:r>
+            <w:r>
+              <w:t xml:space="preserve">이건 "실측 도보"(직접 걷기)와 "데이터를 지어내지 않는다"(절대 규칙 1)를 하나로 묶은 것이었다 — 둘은 별개다.</w:t>
+            </w:r>
+            <w:r>
+              <w:t xml:space="preserve"> </w:t>
+            </w:r>
+            <w:r>
+              <w:rPr>
+                <w:b/>
+                <w:bCs/>
+              </w:rPr>
+              <w:t xml:space="preserve">출처 있는 데이터(가이드북·공식 사이트 등)면 지금도 착수 가능</w:t>
+            </w:r>
+            <w:r>
+              <w:t xml:space="preserve">(</w:t>
+            </w:r>
+            <w:r>
+              <w:rPr>
+                <w:rStyle w:val="VerbatimChar"/>
+              </w:rPr>
+              <w:t xml:space="preserve">data/forks.ts</w:t>
+            </w:r>
+            <w:r>
+              <w:t xml:space="preserve">가 선례). 정밀 지오메트리(GPX)·안개 지도 1인칭 콘텐츠·커뮤니티 신뢰는 여전히 누군가 실제로 걸어야 하지만,</w:t>
+            </w:r>
+            <w:r>
+              <w:t xml:space="preserve"> </w:t>
+            </w:r>
+            <w:r>
+              <w:rPr>
+                <w:b/>
+                <w:bCs/>
+              </w:rPr>
+              <w:t xml:space="preserve">그게 창업팀일 필요는 없다</w:t>
+            </w:r>
+            <w:r>
+              <w:t xml:space="preserve"> </w:t>
+            </w:r>
+            <w:r>
+              <w:t xml:space="preserve">— 필드 테스터(어차피 갈 예정인 순례자) 모집이라는 대안을 05 문서 6.0절에 신설. CLAUDE.md·00·05·이어서작업.md 반영</w:t>
+            </w:r>
+          </w:p>
+        </w:tc>
+      </w:tr>
     </w:tbl>
-    <w:bookmarkEnd w:id="45"/>
     <w:bookmarkEnd w:id="46"/>
+    <w:bookmarkEnd w:id="47"/>
     <w:sectPr>
       <w:footnotePr>
         <w:numRestart w:val="eachSect"/>

--- a/docs/docx/00_README.docx
+++ b/docs/docx/00_README.docx
@@ -22,7 +22,7 @@
         <w:t xml:space="preserve"> </w:t>
       </w:r>
       <w:r>
-        <w:t xml:space="preserve">문서 v6.13 · 2026년 7월</w:t>
+        <w:t xml:space="preserve">문서 v6.15 · 2026년 7월</w:t>
       </w:r>
     </w:p>
     <w:p>
@@ -7575,6 +7575,229 @@
             </w:r>
             <w:r>
               <w:t xml:space="preserve">— 필드 테스터(어차피 갈 예정인 순례자) 모집이라는 대안을 05 문서 6.0절에 신설. CLAUDE.md·00·05·이어서작업.md 반영</w:t>
+            </w:r>
+          </w:p>
+        </w:tc>
+      </w:tr>
+      <w:tr>
+        <w:tc>
+          <w:tcPr/>
+          <w:p>
+            <w:pPr>
+              <w:pStyle w:val="Compact"/>
+            </w:pPr>
+            <w:r>
+              <w:rPr>
+                <w:b/>
+                <w:bCs/>
+              </w:rPr>
+              <w:t xml:space="preserve">v6.14</w:t>
+            </w:r>
+          </w:p>
+        </w:tc>
+        <w:tc>
+          <w:tcPr/>
+          <w:p>
+            <w:pPr>
+              <w:pStyle w:val="Compact"/>
+            </w:pPr>
+            <w:r>
+              <w:rPr>
+                <w:rStyle w:val="VerbatimChar"/>
+                <w:b/>
+                <w:bCs/>
+              </w:rPr>
+              <w:t xml:space="preserve">data/access.ts</w:t>
+            </w:r>
+            <w:r>
+              <w:rPr>
+                <w:b/>
+                <w:bCs/>
+              </w:rPr>
+              <w:t xml:space="preserve"> </w:t>
+            </w:r>
+            <w:r>
+              <w:rPr>
+                <w:b/>
+                <w:bCs/>
+              </w:rPr>
+              <w:t xml:space="preserve">신설(F-24 접근 교통, 4개 경로: 파리·비아리츠·팜플로나 성수기/비수기).</w:t>
+            </w:r>
+            <w:r>
+              <w:t xml:space="preserve"> </w:t>
+            </w:r>
+            <w:r>
+              <w:t xml:space="preserve">정정된 Phase 2 조건(v6.13) 이후 첫 착수 항목. 가이드북 출처(</w:t>
+            </w:r>
+            <w:r>
+              <w:rPr>
+                <w:rStyle w:val="VerbatimChar"/>
+              </w:rPr>
+              <w:t xml:space="preserve">source: 'GUIDEBOOK'</w:t>
+            </w:r>
+            <w:r>
+              <w:t xml:space="preserve">,</w:t>
+            </w:r>
+            <w:r>
+              <w:t xml:space="preserve"> </w:t>
+            </w:r>
+            <w:r>
+              <w:rPr>
+                <w:rStyle w:val="VerbatimChar"/>
+              </w:rPr>
+              <w:t xml:space="preserve">checkedAt: '2026-07'</w:t>
+            </w:r>
+            <w:r>
+              <w:t xml:space="preserve">), 인천→비아리츠·팜플로나는 직항이 없어 경유편을 지어내지 않고 null로 남김. schema.ts</w:t>
+            </w:r>
+            <w:r>
+              <w:t xml:space="preserve"> </w:t>
+            </w:r>
+            <w:r>
+              <w:rPr>
+                <w:rStyle w:val="VerbatimChar"/>
+              </w:rPr>
+              <w:t xml:space="preserve">AccessRoute</w:t>
+            </w:r>
+            <w:r>
+              <w:t xml:space="preserve">에</w:t>
+            </w:r>
+            <w:r>
+              <w:t xml:space="preserve"> </w:t>
+            </w:r>
+            <w:r>
+              <w:rPr>
+                <w:rStyle w:val="VerbatimChar"/>
+              </w:rPr>
+              <w:t xml:space="preserve">source</w:t>
+            </w:r>
+            <w:r>
+              <w:t xml:space="preserve">·</w:t>
+            </w:r>
+            <w:r>
+              <w:rPr>
+                <w:rStyle w:val="VerbatimChar"/>
+              </w:rPr>
+              <w:t xml:space="preserve">checkedAt</w:t>
+            </w:r>
+            <w:r>
+              <w:t xml:space="preserve"> </w:t>
+            </w:r>
+            <w:r>
+              <w:t xml:space="preserve">필드 추가. 03 문서가 예전부터 갖고 있던 "CDG 공항 TGV역" 서술을 재검색으로 확인 — 몽파르나스 경유(4시간)가 CDG 직결(6시간반)보다 빠르다는 트레이드오프를 캡션에 반영</w:t>
+            </w:r>
+          </w:p>
+        </w:tc>
+      </w:tr>
+      <w:tr>
+        <w:tc>
+          <w:tcPr/>
+          <w:p>
+            <w:pPr>
+              <w:pStyle w:val="Compact"/>
+            </w:pPr>
+            <w:r>
+              <w:rPr>
+                <w:b/>
+                <w:bCs/>
+              </w:rPr>
+              <w:t xml:space="preserve">v6.15</w:t>
+            </w:r>
+          </w:p>
+        </w:tc>
+        <w:tc>
+          <w:tcPr/>
+          <w:p>
+            <w:pPr>
+              <w:pStyle w:val="Compact"/>
+            </w:pPr>
+            <w:r>
+              <w:rPr>
+                <w:rStyle w:val="VerbatimChar"/>
+                <w:b/>
+                <w:bCs/>
+              </w:rPr>
+              <w:t xml:space="preserve">/tools/access</w:t>
+            </w:r>
+            <w:r>
+              <w:rPr>
+                <w:b/>
+                <w:bCs/>
+              </w:rPr>
+              <w:t xml:space="preserve"> </w:t>
+            </w:r>
+            <w:r>
+              <w:rPr>
+                <w:b/>
+                <w:bCs/>
+              </w:rPr>
+              <w:t xml:space="preserve">화면 신설(무료 도구 4번째) +</w:t>
+            </w:r>
+            <w:r>
+              <w:rPr>
+                <w:b/>
+                <w:bCs/>
+              </w:rPr>
+              <w:t xml:space="preserve"> </w:t>
+            </w:r>
+            <w:r>
+              <w:rPr>
+                <w:rStyle w:val="VerbatimChar"/>
+                <w:b/>
+                <w:bCs/>
+              </w:rPr>
+              <w:t xml:space="preserve">access.ts</w:t>
+            </w:r>
+            <w:r>
+              <w:rPr>
+                <w:b/>
+                <w:bCs/>
+              </w:rPr>
+              <w:t xml:space="preserve"> </w:t>
+            </w:r>
+            <w:r>
+              <w:rPr>
+                <w:b/>
+                <w:bCs/>
+              </w:rPr>
+              <w:t xml:space="preserve">출처 정직성 보완.</w:t>
+            </w:r>
+            <w:r>
+              <w:t xml:space="preserve"> </w:t>
+            </w:r>
+            <w:r>
+              <w:rPr>
+                <w:rStyle w:val="VerbatimChar"/>
+              </w:rPr>
+              <w:t xml:space="preserve">estimatedCostKrw</w:t>
+            </w:r>
+            <w:r>
+              <w:t xml:space="preserve">에 섞여 있던 "직접 검색 확인한 유럽 내 요금"과 "재검색 안 한 항공권 추정치"를 코드 주석으로 명확히 갈랐다. 화면에도 "가이드북 출처, 예약 전 재확인" 고지 표시.</w:t>
+            </w:r>
+            <w:r>
+              <w:t xml:space="preserve"> </w:t>
+            </w:r>
+            <w:r>
+              <w:rPr>
+                <w:rStyle w:val="VerbatimChar"/>
+              </w:rPr>
+              <w:t xml:space="preserve">npm run build</w:t>
+            </w:r>
+            <w:r>
+              <w:t xml:space="preserve"> </w:t>
+            </w:r>
+            <w:r>
+              <w:t xml:space="preserve">→</w:t>
+            </w:r>
+            <w:r>
+              <w:t xml:space="preserve"> </w:t>
+            </w:r>
+            <w:r>
+              <w:rPr>
+                <w:b/>
+                <w:bCs/>
+              </w:rPr>
+              <w:t xml:space="preserve">182페이지</w:t>
             </w:r>
           </w:p>
         </w:tc>

--- a/docs/docx/00_README.docx
+++ b/docs/docx/00_README.docx
@@ -22,7 +22,7 @@
         <w:t xml:space="preserve"> </w:t>
       </w:r>
       <w:r>
-        <w:t xml:space="preserve">문서 v6.15 · 2026년 7월</w:t>
+        <w:t xml:space="preserve">문서 v6.21 · 2026년 7월</w:t>
       </w:r>
     </w:p>
     <w:p>
@@ -7798,6 +7798,636 @@
                 <w:bCs/>
               </w:rPr>
               <w:t xml:space="preserve">182페이지</w:t>
+            </w:r>
+          </w:p>
+        </w:tc>
+      </w:tr>
+      <w:tr>
+        <w:tc>
+          <w:tcPr/>
+          <w:p>
+            <w:pPr>
+              <w:pStyle w:val="Compact"/>
+            </w:pPr>
+            <w:r>
+              <w:rPr>
+                <w:b/>
+                <w:bCs/>
+              </w:rPr>
+              <w:t xml:space="preserve">v6.16</w:t>
+            </w:r>
+          </w:p>
+        </w:tc>
+        <w:tc>
+          <w:tcPr/>
+          <w:p>
+            <w:pPr>
+              <w:pStyle w:val="Compact"/>
+            </w:pPr>
+            <w:r>
+              <w:rPr>
+                <w:rStyle w:val="VerbatimChar"/>
+                <w:b/>
+                <w:bCs/>
+              </w:rPr>
+              <w:t xml:space="preserve">data/albergues.ts</w:t>
+            </w:r>
+            <w:r>
+              <w:rPr>
+                <w:b/>
+                <w:bCs/>
+              </w:rPr>
+              <w:t xml:space="preserve"> </w:t>
+            </w:r>
+            <w:r>
+              <w:rPr>
+                <w:b/>
+                <w:bCs/>
+              </w:rPr>
+              <w:t xml:space="preserve">신설 — 82개 마을 중 81곳, 알베르게 283곳.</w:t>
+            </w:r>
+            <w:r>
+              <w:t xml:space="preserve"> </w:t>
+            </w:r>
+            <w:r>
+              <w:t xml:space="preserve">Phase 2에서 가장 중요한 항목("침대 확보 불안이 1번 문제") 착수. Gronze.com 표준 구간 33개 전수 조사, 가이드북 출처(</w:t>
+            </w:r>
+            <w:r>
+              <w:rPr>
+                <w:rStyle w:val="VerbatimChar"/>
+              </w:rPr>
+              <w:t xml:space="preserve">source: 'GUIDEBOOK'</w:t>
+            </w:r>
+            <w:r>
+              <w:t xml:space="preserve">). 갈리시아(O 세브레이로~산티아고) 공립은</w:t>
+            </w:r>
+            <w:r>
+              <w:t xml:space="preserve"> </w:t>
+            </w:r>
+            <w:r>
+              <w:rPr>
+                <w:rStyle w:val="VerbatimChar"/>
+              </w:rPr>
+              <w:t xml:space="preserve">XUNTA</w:t>
+            </w:r>
+            <w:r>
+              <w:t xml:space="preserve">, 그 앞은</w:t>
+            </w:r>
+            <w:r>
+              <w:t xml:space="preserve"> </w:t>
+            </w:r>
+            <w:r>
+              <w:rPr>
+                <w:rStyle w:val="VerbatimChar"/>
+              </w:rPr>
+              <w:t xml:space="preserve">MUNICIPAL</w:t>
+            </w:r>
+            <w:r>
+              <w:t xml:space="preserve">로 정확히 구분(CLAUDE.md가 경고하는 "자주 틀림" 사례를 실제로 지켜서 반영). 일반 호텔·펜션은 제외, 요금은 도미토리 최저가 참고치.</w:t>
+            </w:r>
+            <w:r>
+              <w:t xml:space="preserve"> </w:t>
+            </w:r>
+            <w:r>
+              <w:rPr>
+                <w:rStyle w:val="VerbatimChar"/>
+              </w:rPr>
+              <w:t xml:space="preserve">app/town/[slug]</w:t>
+            </w:r>
+            <w:r>
+              <w:t xml:space="preserve"> </w:t>
+            </w:r>
+            <w:r>
+              <w:t xml:space="preserve">화면에 실제 목록 연결(오바노스는 검색 결과 자체가 없어 데이터 없이 유지 — 지어내지 않음). schema.ts</w:t>
+            </w:r>
+            <w:r>
+              <w:t xml:space="preserve"> </w:t>
+            </w:r>
+            <w:r>
+              <w:rPr>
+                <w:rStyle w:val="VerbatimChar"/>
+              </w:rPr>
+              <w:t xml:space="preserve">Albergue.source</w:t>
+            </w:r>
+            <w:r>
+              <w:t xml:space="preserve">에</w:t>
+            </w:r>
+            <w:r>
+              <w:t xml:space="preserve"> </w:t>
+            </w:r>
+            <w:r>
+              <w:rPr>
+                <w:rStyle w:val="VerbatimChar"/>
+              </w:rPr>
+              <w:t xml:space="preserve">'GUIDEBOOK'</w:t>
+            </w:r>
+            <w:r>
+              <w:t xml:space="preserve"> </w:t>
+            </w:r>
+            <w:r>
+              <w:t xml:space="preserve">추가</w:t>
+            </w:r>
+          </w:p>
+        </w:tc>
+      </w:tr>
+      <w:tr>
+        <w:tc>
+          <w:tcPr/>
+          <w:p>
+            <w:pPr>
+              <w:pStyle w:val="Compact"/>
+            </w:pPr>
+            <w:r>
+              <w:rPr>
+                <w:b/>
+                <w:bCs/>
+              </w:rPr>
+              <w:t xml:space="preserve">v6.17</w:t>
+            </w:r>
+          </w:p>
+        </w:tc>
+        <w:tc>
+          <w:tcPr/>
+          <w:p>
+            <w:pPr>
+              <w:pStyle w:val="Compact"/>
+            </w:pPr>
+            <w:r>
+              <w:rPr>
+                <w:b/>
+                <w:bCs/>
+              </w:rPr>
+              <w:t xml:space="preserve">F-20(일자별 상세) 부분 구현 — 새 조사 없이 기존 데이터만으로.</w:t>
+            </w:r>
+            <w:r>
+              <w:t xml:space="preserve"> </w:t>
+            </w:r>
+            <w:r>
+              <w:rPr>
+                <w:rStyle w:val="VerbatimChar"/>
+              </w:rPr>
+              <w:t xml:space="preserve">lib/planner/split.ts</w:t>
+            </w:r>
+            <w:r>
+              <w:t xml:space="preserve">가 거점(식수·약국·ATM·짐배송, town.services 기반)과 위험구간(급내리막·물없음, profiles.ts 기반)을 실제로 계산해</w:t>
+            </w:r>
+            <w:r>
+              <w:t xml:space="preserve"> </w:t>
+            </w:r>
+            <w:r>
+              <w:rPr>
+                <w:rStyle w:val="VerbatimChar"/>
+              </w:rPr>
+              <w:t xml:space="preserve">Stage.waypoints</w:t>
+            </w:r>
+            <w:r>
+              <w:t xml:space="preserve">/</w:t>
+            </w:r>
+            <w:r>
+              <w:rPr>
+                <w:rStyle w:val="VerbatimChar"/>
+              </w:rPr>
+              <w:t xml:space="preserve">hazards</w:t>
+            </w:r>
+            <w:r>
+              <w:t xml:space="preserve">를 채운다.</w:t>
+            </w:r>
+            <w:r>
+              <w:t xml:space="preserve"> </w:t>
+            </w:r>
+            <w:r>
+              <w:rPr>
+                <w:rStyle w:val="VerbatimChar"/>
+              </w:rPr>
+              <w:t xml:space="preserve">StageCard</w:t>
+            </w:r>
+            <w:r>
+              <w:t xml:space="preserve">에</w:t>
+            </w:r>
+            <w:r>
+              <w:t xml:space="preserve"> </w:t>
+            </w:r>
+            <w:r>
+              <w:rPr>
+                <w:rStyle w:val="VerbatimChar"/>
+              </w:rPr>
+              <w:t xml:space="preserve">&lt;details&gt;</w:t>
+            </w:r>
+            <w:r>
+              <w:t xml:space="preserve"> </w:t>
+            </w:r>
+            <w:r>
+              <w:t xml:space="preserve">펼침(JS 없이 동작, 규칙 7). 나머지 스펙(첫 바 개점 시각·세요 위치·숙박 예약 상태·그늘/차도/통신 위험)은 데이터가 없어 지어내지 않고 보류. 테스트 6개 추가(36/36)</w:t>
+            </w:r>
+          </w:p>
+        </w:tc>
+      </w:tr>
+      <w:tr>
+        <w:tc>
+          <w:tcPr/>
+          <w:p>
+            <w:pPr>
+              <w:pStyle w:val="Compact"/>
+            </w:pPr>
+            <w:r>
+              <w:rPr>
+                <w:b/>
+                <w:bCs/>
+              </w:rPr>
+              <w:t xml:space="preserve">v6.18</w:t>
+            </w:r>
+          </w:p>
+        </w:tc>
+        <w:tc>
+          <w:tcPr/>
+          <w:p>
+            <w:pPr>
+              <w:pStyle w:val="Compact"/>
+            </w:pPr>
+            <w:r>
+              <w:rPr>
+                <w:b/>
+                <w:bCs/>
+              </w:rPr>
+              <w:t xml:space="preserve">F-04(전화·WhatsApp 예약 스크립트 생성기) 완료 — 무료 도구 5번째.</w:t>
+            </w:r>
+            <w:r>
+              <w:t xml:space="preserve"> </w:t>
+            </w:r>
+            <w:r>
+              <w:rPr>
+                <w:rStyle w:val="VerbatimChar"/>
+              </w:rPr>
+              <w:t xml:space="preserve">lib/phrasebook.ts</w:t>
+            </w:r>
+            <w:r>
+              <w:t xml:space="preserve">(순수 함수)가 알베르게 전화·WhatsApp·약국·빈대 신고·응급·식당 6개 상황의 스페인어·한글 발음·뜻을 생성.</w:t>
+            </w:r>
+            <w:r>
+              <w:t xml:space="preserve"> </w:t>
+            </w:r>
+            <w:r>
+              <w:rPr>
+                <w:b/>
+                <w:bCs/>
+              </w:rPr>
+              <w:t xml:space="preserve">규칙 11(의료 정보 금지) 준수</w:t>
+            </w:r>
+            <w:r>
+              <w:t xml:space="preserve">: 약국·응급·빈대 문장은 "도움·추천 요청"까지만, 약품명·처치법은 넣지 않음 — 테스트에 금칙어(이부프로펜·소염제 등) 자동 감시 추가.</w:t>
+            </w:r>
+            <w:r>
+              <w:t xml:space="preserve"> </w:t>
+            </w:r>
+            <w:r>
+              <w:rPr>
+                <w:rStyle w:val="VerbatimChar"/>
+              </w:rPr>
+              <w:t xml:space="preserve">/tools/phrases</w:t>
+            </w:r>
+            <w:r>
+              <w:t xml:space="preserve"> </w:t>
+            </w:r>
+            <w:r>
+              <w:t xml:space="preserve">화면 +</w:t>
+            </w:r>
+            <w:r>
+              <w:t xml:space="preserve"> </w:t>
+            </w:r>
+            <w:r>
+              <w:rPr>
+                <w:rStyle w:val="VerbatimChar"/>
+              </w:rPr>
+              <w:t xml:space="preserve">CopyButton.tsx</w:t>
+            </w:r>
+            <w:r>
+              <w:t xml:space="preserve">(범용 클립보드 복사). 테스트 18개 추가(54/54),</w:t>
+            </w:r>
+            <w:r>
+              <w:t xml:space="preserve"> </w:t>
+            </w:r>
+            <w:r>
+              <w:rPr>
+                <w:rStyle w:val="VerbatimChar"/>
+              </w:rPr>
+              <w:t xml:space="preserve">npm run build</w:t>
+            </w:r>
+            <w:r>
+              <w:t xml:space="preserve"> </w:t>
+            </w:r>
+            <w:r>
+              <w:t xml:space="preserve">→</w:t>
+            </w:r>
+            <w:r>
+              <w:t xml:space="preserve"> </w:t>
+            </w:r>
+            <w:r>
+              <w:rPr>
+                <w:b/>
+                <w:bCs/>
+              </w:rPr>
+              <w:t xml:space="preserve">183페이지</w:t>
+            </w:r>
+          </w:p>
+        </w:tc>
+      </w:tr>
+      <w:tr>
+        <w:tc>
+          <w:tcPr/>
+          <w:p>
+            <w:pPr>
+              <w:pStyle w:val="Compact"/>
+            </w:pPr>
+            <w:r>
+              <w:rPr>
+                <w:b/>
+                <w:bCs/>
+              </w:rPr>
+              <w:t xml:space="preserve">v6.19</w:t>
+            </w:r>
+          </w:p>
+        </w:tc>
+        <w:tc>
+          <w:tcPr/>
+          <w:p>
+            <w:pPr>
+              <w:pStyle w:val="Compact"/>
+            </w:pPr>
+            <w:r>
+              <w:rPr>
+                <w:b/>
+                <w:bCs/>
+              </w:rPr>
+              <w:t xml:space="preserve">F-05(짐배송 비용 비교) 완료 — 무료 도구 6번째, 단 리스크 수치화는 보류.</w:t>
+            </w:r>
+            <w:r>
+              <w:t xml:space="preserve"> </w:t>
+            </w:r>
+            <w:r>
+              <w:rPr>
+                <w:rStyle w:val="VerbatimChar"/>
+              </w:rPr>
+              <w:t xml:space="preserve">/tools/luggage</w:t>
+            </w:r>
+            <w:r>
+              <w:t xml:space="preserve">: "공립은 짐 배송 불가" 도메인 사실 → 배송 쓰는 날은 사립 강제 전환 → 배송비(€5~7/구간, WebSearch 재확인)+숙박비 차액을 범위로 계산.</w:t>
+            </w:r>
+            <w:r>
+              <w:t xml:space="preserve"> </w:t>
+            </w:r>
+            <w:r>
+              <w:rPr>
+                <w:b/>
+                <w:bCs/>
+              </w:rPr>
+              <w:t xml:space="preserve">03 문서 원안의 "부상 위험 점수 62→41→28"은 구현 안 함</w:t>
+            </w:r>
+            <w:r>
+              <w:t xml:space="preserve"> </w:t>
+            </w:r>
+            <w:r>
+              <w:t xml:space="preserve">— 배낭 무게의 위험 점수 영향은 근거가 없어 새 임시 가중치를 또 만드는 게 규칙 11 정신에 어긋난다고 판단, 정성적 문장만 안내.</w:t>
+            </w:r>
+            <w:r>
+              <w:t xml:space="preserve"> </w:t>
+            </w:r>
+            <w:r>
+              <w:rPr>
+                <w:rStyle w:val="VerbatimChar"/>
+              </w:rPr>
+              <w:t xml:space="preserve">npm run build</w:t>
+            </w:r>
+            <w:r>
+              <w:t xml:space="preserve"> </w:t>
+            </w:r>
+            <w:r>
+              <w:t xml:space="preserve">→</w:t>
+            </w:r>
+            <w:r>
+              <w:t xml:space="preserve"> </w:t>
+            </w:r>
+            <w:r>
+              <w:rPr>
+                <w:b/>
+                <w:bCs/>
+              </w:rPr>
+              <w:t xml:space="preserve">184페이지</w:t>
+            </w:r>
+          </w:p>
+        </w:tc>
+      </w:tr>
+      <w:tr>
+        <w:tc>
+          <w:tcPr/>
+          <w:p>
+            <w:pPr>
+              <w:pStyle w:val="Compact"/>
+            </w:pPr>
+            <w:r>
+              <w:rPr>
+                <w:b/>
+                <w:bCs/>
+              </w:rPr>
+              <w:t xml:space="preserve">v6.20</w:t>
+            </w:r>
+          </w:p>
+        </w:tc>
+        <w:tc>
+          <w:tcPr/>
+          <w:p>
+            <w:pPr>
+              <w:pStyle w:val="Compact"/>
+            </w:pPr>
+            <w:r>
+              <w:rPr>
+                <w:b/>
+                <w:bCs/>
+              </w:rPr>
+              <w:t xml:space="preserve">F-26(계획된 이동수단) 완료 — 부르고스~레온 메세타 구간.</w:t>
+            </w:r>
+            <w:r>
+              <w:t xml:space="preserve"> </w:t>
+            </w:r>
+            <w:r>
+              <w:rPr>
+                <w:rStyle w:val="VerbatimChar"/>
+              </w:rPr>
+              <w:t xml:space="preserve">data/transit.ts</w:t>
+            </w:r>
+            <w:r>
+              <w:t xml:space="preserve"> </w:t>
+            </w:r>
+            <w:r>
+              <w:t xml:space="preserve">신설, WebSearch로 실제 노선 조사(ALSA 버스 약 1시간 40분·€15~35, Renfe 기차 약 1시간 20분·€20~40, 사아군~레온 부분구간 버스 약 55분·€6~9). 03 문서 원안 목업의 "버스 약 3시간"은 실측 전 추정치였음을 확인해 정정.</w:t>
+            </w:r>
+            <w:r>
+              <w:t xml:space="preserve"> </w:t>
+            </w:r>
+            <w:r>
+              <w:rPr>
+                <w:rStyle w:val="VerbatimChar"/>
+              </w:rPr>
+              <w:t xml:space="preserve">/plan</w:t>
+            </w:r>
+            <w:r>
+              <w:t xml:space="preserve">의 기존 단일 체크박스를 3지 선택(전부 걷기/사아군만/전체)으로 교체, 실제 소요시간·요금·단축거리 노출. 조사 안 된 임의 구간은 여전히 일반 문구로 정직하게 폴백(</w:t>
+            </w:r>
+            <w:r>
+              <w:rPr>
+                <w:rStyle w:val="VerbatimChar"/>
+              </w:rPr>
+              <w:t xml:space="preserve">lib/geo.ts</w:t>
+            </w:r>
+            <w:r>
+              <w:t xml:space="preserve">의</w:t>
+            </w:r>
+            <w:r>
+              <w:t xml:space="preserve"> </w:t>
+            </w:r>
+            <w:r>
+              <w:rPr>
+                <w:rStyle w:val="VerbatimChar"/>
+              </w:rPr>
+              <w:t xml:space="preserve">findTransitOptions()</w:t>
+            </w:r>
+            <w:r>
+              <w:t xml:space="preserve">가 없으면 빈 배열, 지어내지 않음).</w:t>
+            </w:r>
+          </w:p>
+        </w:tc>
+      </w:tr>
+      <w:tr>
+        <w:tc>
+          <w:tcPr/>
+          <w:p>
+            <w:pPr>
+              <w:pStyle w:val="Compact"/>
+            </w:pPr>
+            <w:r>
+              <w:rPr>
+                <w:b/>
+                <w:bCs/>
+              </w:rPr>
+              <w:t xml:space="preserve">v6.21</w:t>
+            </w:r>
+          </w:p>
+        </w:tc>
+        <w:tc>
+          <w:tcPr/>
+          <w:p>
+            <w:pPr>
+              <w:pStyle w:val="Compact"/>
+            </w:pPr>
+            <w:r>
+              <w:rPr>
+                <w:b/>
+                <w:bCs/>
+              </w:rPr>
+              <w:t xml:space="preserve">F-02(혼잡 추정) 완료(단순화) +</w:t>
+            </w:r>
+            <w:r>
+              <w:rPr>
+                <w:b/>
+                <w:bCs/>
+              </w:rPr>
+              <w:t xml:space="preserve"> </w:t>
+            </w:r>
+            <w:r>
+              <w:rPr>
+                <w:rStyle w:val="VerbatimChar"/>
+                <w:b/>
+                <w:bCs/>
+              </w:rPr>
+              <w:t xml:space="preserve">data/albergues.ts</w:t>
+            </w:r>
+            <w:r>
+              <w:rPr>
+                <w:b/>
+                <w:bCs/>
+              </w:rPr>
+              <w:t xml:space="preserve"> </w:t>
+            </w:r>
+            <w:r>
+              <w:rPr>
+                <w:b/>
+                <w:bCs/>
+              </w:rPr>
+              <w:t xml:space="preserve">beds 필드 보강(280/283곳).</w:t>
+            </w:r>
+            <w:r>
+              <w:t xml:space="preserve"> </w:t>
+            </w:r>
+            <w:r>
+              <w:t xml:space="preserve">원안의 정밀 수요 공식(기준 순례자 수×계절/요일/구간/특수일 계수)은 실측 데이터가 없어 계수를 지어내야 했기에 구현하지 않았다 — 대신 마을 실측 침대 수·사리아 이후·성수기(83%, WebSearch 확인)·부활절(그레고리력 계산, 지어낸 값 아님)·특수일만으로 3단계(여유/서두르세요/만실 가능성 높음) 판정(</w:t>
+            </w:r>
+            <w:r>
+              <w:rPr>
+                <w:rStyle w:val="VerbatimChar"/>
+              </w:rPr>
+              <w:t xml:space="preserve">lib/planner/congestion.ts</w:t>
+            </w:r>
+            <w:r>
+              <w:t xml:space="preserve">).</w:t>
+            </w:r>
+            <w:r>
+              <w:t xml:space="preserve"> </w:t>
+            </w:r>
+            <w:r>
+              <w:rPr>
+                <w:b/>
+                <w:bCs/>
+              </w:rPr>
+              <w:t xml:space="preserve">구현 중</w:t>
+            </w:r>
+            <w:r>
+              <w:rPr>
+                <w:b/>
+                <w:bCs/>
+              </w:rPr>
+              <w:t xml:space="preserve"> </w:t>
+            </w:r>
+            <w:r>
+              <w:rPr>
+                <w:rStyle w:val="VerbatimChar"/>
+                <w:b/>
+                <w:bCs/>
+              </w:rPr>
+              <w:t xml:space="preserve">data/towns.ts</w:t>
+            </w:r>
+            <w:r>
+              <w:rPr>
+                <w:b/>
+                <w:bCs/>
+              </w:rPr>
+              <w:t xml:space="preserve">의 기존</w:t>
+            </w:r>
+            <w:r>
+              <w:rPr>
+                <w:b/>
+                <w:bCs/>
+              </w:rPr>
+              <w:t xml:space="preserve"> </w:t>
+            </w:r>
+            <w:r>
+              <w:rPr>
+                <w:rStyle w:val="VerbatimChar"/>
+                <w:b/>
+                <w:bCs/>
+              </w:rPr>
+              <w:t xml:space="preserve">beds</w:t>
+            </w:r>
+            <w:r>
+              <w:rPr>
+                <w:b/>
+                <w:bCs/>
+              </w:rPr>
+              <w:t xml:space="preserve">(출처 불명 레거시)와 새 조사치가 21개 마을에서 50% 넘게 차이 나는 걸 발견 — 사용자 확인 후 새 조사치로 교체.</w:t>
+            </w:r>
+            <w:r>
+              <w:t xml:space="preserve"> </w:t>
+            </w:r>
+            <w:r>
+              <w:t xml:space="preserve">테스트 21개 추가(총 76/76)</w:t>
             </w:r>
           </w:p>
         </w:tc>
